--- a/1.docx
+++ b/1.docx
@@ -429,25 +429,33 @@
           <w:rFonts w:ascii="Times New Roman" w:hAnsi="Times New Roman" w:cs="Times New Roman"/>
           <w:sz w:val="28"/>
           <w:szCs w:val="28"/>
-          <w:lang w:val="en-US"/>
-        </w:rPr>
-      </w:pPr>
-    </w:p>
-    <w:p>
-      <w:pPr>
-        <w:jc w:val="both"/>
-        <w:rPr>
-          <w:rFonts w:ascii="Times New Roman" w:hAnsi="Times New Roman" w:cs="Times New Roman"/>
-          <w:sz w:val="28"/>
-          <w:szCs w:val="28"/>
-        </w:rPr>
-      </w:pPr>
-      <w:r>
-        <w:rPr>
-          <w:rFonts w:ascii="Times New Roman" w:hAnsi="Times New Roman" w:cs="Times New Roman"/>
-          <w:sz w:val="28"/>
-          <w:szCs w:val="28"/>
-          <w:lang w:val="en-US"/>
+          <w:u w:val="single"/>
+        </w:rPr>
+      </w:pPr>
+      <w:r>
+        <w:rPr>
+          <w:rFonts w:ascii="Times New Roman" w:hAnsi="Times New Roman" w:cs="Times New Roman"/>
+          <w:sz w:val="28"/>
+          <w:szCs w:val="28"/>
+          <w:u w:val="single"/>
+        </w:rPr>
+        <w:t>Этап1</w:t>
+      </w:r>
+    </w:p>
+    <w:p>
+      <w:pPr>
+        <w:jc w:val="both"/>
+        <w:rPr>
+          <w:rFonts w:ascii="Times New Roman" w:hAnsi="Times New Roman" w:cs="Times New Roman"/>
+          <w:sz w:val="28"/>
+          <w:szCs w:val="28"/>
+        </w:rPr>
+      </w:pPr>
+      <w:r>
+        <w:rPr>
+          <w:rFonts w:ascii="Times New Roman" w:hAnsi="Times New Roman" w:cs="Times New Roman"/>
+          <w:sz w:val="28"/>
+          <w:szCs w:val="28"/>
         </w:rPr>
         <w:t>1.</w:t>
       </w:r>
@@ -458,6 +466,14 @@
           <w:szCs w:val="28"/>
         </w:rPr>
         <w:t>Инициализировал проект</w:t>
+      </w:r>
+      <w:r>
+        <w:rPr>
+          <w:rFonts w:ascii="Times New Roman" w:hAnsi="Times New Roman" w:cs="Times New Roman"/>
+          <w:sz w:val="28"/>
+          <w:szCs w:val="28"/>
+        </w:rPr>
+        <w:t xml:space="preserve">, связал созданный репозиторий с удаленным, </w:t>
       </w:r>
     </w:p>
     <w:p>
@@ -730,315 +746,465 @@
           <w:rFonts w:ascii="Times New Roman" w:hAnsi="Times New Roman" w:cs="Times New Roman"/>
           <w:sz w:val="28"/>
           <w:szCs w:val="28"/>
-          <w:lang w:val="en-US"/>
-        </w:rPr>
-      </w:pPr>
-    </w:p>
-    <w:p>
-      <w:pPr>
-        <w:jc w:val="both"/>
-        <w:rPr>
-          <w:rFonts w:ascii="Times New Roman" w:hAnsi="Times New Roman" w:cs="Times New Roman"/>
-          <w:sz w:val="28"/>
-          <w:szCs w:val="28"/>
-          <w:lang w:val="en-US"/>
-        </w:rPr>
-      </w:pPr>
-    </w:p>
-    <w:p>
-      <w:pPr>
-        <w:jc w:val="both"/>
-        <w:rPr>
-          <w:rFonts w:ascii="Times New Roman" w:hAnsi="Times New Roman" w:cs="Times New Roman"/>
-          <w:sz w:val="28"/>
-          <w:szCs w:val="28"/>
-          <w:lang w:val="en-US"/>
-        </w:rPr>
-      </w:pPr>
-    </w:p>
-    <w:p>
-      <w:pPr>
-        <w:jc w:val="both"/>
-        <w:rPr>
-          <w:rFonts w:ascii="Times New Roman" w:hAnsi="Times New Roman" w:cs="Times New Roman"/>
-          <w:sz w:val="28"/>
-          <w:szCs w:val="28"/>
-          <w:lang w:val="en-US"/>
-        </w:rPr>
-      </w:pPr>
-    </w:p>
-    <w:p>
-      <w:pPr>
-        <w:jc w:val="both"/>
-        <w:rPr>
-          <w:rFonts w:ascii="Times New Roman" w:hAnsi="Times New Roman" w:cs="Times New Roman"/>
-          <w:sz w:val="28"/>
-          <w:szCs w:val="28"/>
-          <w:lang w:val="en-US"/>
-        </w:rPr>
-      </w:pPr>
-    </w:p>
-    <w:p>
-      <w:pPr>
-        <w:jc w:val="both"/>
-        <w:rPr>
-          <w:rFonts w:ascii="Times New Roman" w:hAnsi="Times New Roman" w:cs="Times New Roman"/>
-          <w:sz w:val="28"/>
-          <w:szCs w:val="28"/>
-          <w:lang w:val="en-US"/>
-        </w:rPr>
-      </w:pPr>
-    </w:p>
-    <w:p>
-      <w:pPr>
-        <w:jc w:val="both"/>
-        <w:rPr>
-          <w:rFonts w:ascii="Times New Roman" w:hAnsi="Times New Roman" w:cs="Times New Roman"/>
-          <w:sz w:val="28"/>
-          <w:szCs w:val="28"/>
-          <w:lang w:val="en-US"/>
-        </w:rPr>
-      </w:pPr>
-    </w:p>
-    <w:p>
-      <w:pPr>
-        <w:jc w:val="both"/>
-        <w:rPr>
-          <w:rFonts w:ascii="Times New Roman" w:hAnsi="Times New Roman" w:cs="Times New Roman"/>
-          <w:sz w:val="28"/>
-          <w:szCs w:val="28"/>
-          <w:lang w:val="en-US"/>
-        </w:rPr>
-      </w:pPr>
-    </w:p>
-    <w:p>
-      <w:pPr>
-        <w:jc w:val="both"/>
-        <w:rPr>
-          <w:rFonts w:ascii="Times New Roman" w:hAnsi="Times New Roman" w:cs="Times New Roman"/>
-          <w:sz w:val="28"/>
-          <w:szCs w:val="28"/>
-          <w:lang w:val="en-US"/>
-        </w:rPr>
-      </w:pPr>
-    </w:p>
-    <w:p>
-      <w:pPr>
-        <w:jc w:val="both"/>
-        <w:rPr>
-          <w:rFonts w:ascii="Times New Roman" w:hAnsi="Times New Roman" w:cs="Times New Roman"/>
-          <w:sz w:val="28"/>
-          <w:szCs w:val="28"/>
-          <w:lang w:val="en-US"/>
-        </w:rPr>
-      </w:pPr>
-    </w:p>
-    <w:p>
-      <w:pPr>
-        <w:jc w:val="both"/>
-        <w:rPr>
-          <w:rFonts w:ascii="Times New Roman" w:hAnsi="Times New Roman" w:cs="Times New Roman"/>
-          <w:sz w:val="28"/>
-          <w:szCs w:val="28"/>
-          <w:lang w:val="en-US"/>
-        </w:rPr>
-      </w:pPr>
-    </w:p>
-    <w:p>
-      <w:pPr>
-        <w:jc w:val="both"/>
-        <w:rPr>
-          <w:rFonts w:ascii="Times New Roman" w:hAnsi="Times New Roman" w:cs="Times New Roman"/>
-          <w:sz w:val="28"/>
-          <w:szCs w:val="28"/>
-          <w:lang w:val="en-US"/>
-        </w:rPr>
-      </w:pPr>
-    </w:p>
-    <w:p>
-      <w:pPr>
-        <w:jc w:val="both"/>
-        <w:rPr>
-          <w:rFonts w:ascii="Times New Roman" w:hAnsi="Times New Roman" w:cs="Times New Roman"/>
-          <w:sz w:val="28"/>
-          <w:szCs w:val="28"/>
-          <w:lang w:val="en-US"/>
-        </w:rPr>
-      </w:pPr>
-    </w:p>
-    <w:p>
-      <w:pPr>
-        <w:jc w:val="both"/>
-        <w:rPr>
-          <w:rFonts w:ascii="Times New Roman" w:hAnsi="Times New Roman" w:cs="Times New Roman"/>
-          <w:sz w:val="28"/>
-          <w:szCs w:val="28"/>
-          <w:lang w:val="en-US"/>
-        </w:rPr>
-      </w:pPr>
-    </w:p>
-    <w:p>
-      <w:pPr>
-        <w:jc w:val="both"/>
-        <w:rPr>
-          <w:rFonts w:ascii="Times New Roman" w:hAnsi="Times New Roman" w:cs="Times New Roman"/>
-          <w:sz w:val="28"/>
-          <w:szCs w:val="28"/>
-          <w:lang w:val="en-US"/>
-        </w:rPr>
-      </w:pPr>
-    </w:p>
-    <w:p>
-      <w:pPr>
-        <w:jc w:val="both"/>
-        <w:rPr>
-          <w:rFonts w:ascii="Times New Roman" w:hAnsi="Times New Roman" w:cs="Times New Roman"/>
-          <w:sz w:val="28"/>
-          <w:szCs w:val="28"/>
-          <w:lang w:val="en-US"/>
-        </w:rPr>
-      </w:pPr>
-    </w:p>
-    <w:p>
-      <w:pPr>
-        <w:jc w:val="both"/>
-        <w:rPr>
-          <w:rFonts w:ascii="Times New Roman" w:hAnsi="Times New Roman" w:cs="Times New Roman"/>
-          <w:sz w:val="28"/>
-          <w:szCs w:val="28"/>
-          <w:lang w:val="en-US"/>
-        </w:rPr>
-      </w:pPr>
-    </w:p>
-    <w:p>
-      <w:pPr>
-        <w:jc w:val="both"/>
-        <w:rPr>
-          <w:rFonts w:ascii="Times New Roman" w:hAnsi="Times New Roman" w:cs="Times New Roman"/>
-          <w:sz w:val="28"/>
-          <w:szCs w:val="28"/>
-          <w:lang w:val="en-US"/>
-        </w:rPr>
-      </w:pPr>
-    </w:p>
-    <w:p>
-      <w:pPr>
-        <w:jc w:val="both"/>
-        <w:rPr>
-          <w:rFonts w:ascii="Times New Roman" w:hAnsi="Times New Roman" w:cs="Times New Roman"/>
-          <w:sz w:val="28"/>
-          <w:szCs w:val="28"/>
-          <w:lang w:val="en-US"/>
-        </w:rPr>
-      </w:pPr>
-    </w:p>
-    <w:p>
-      <w:pPr>
-        <w:jc w:val="both"/>
-        <w:rPr>
-          <w:rFonts w:ascii="Times New Roman" w:hAnsi="Times New Roman" w:cs="Times New Roman"/>
-          <w:sz w:val="28"/>
-          <w:szCs w:val="28"/>
-          <w:lang w:val="en-US"/>
-        </w:rPr>
-      </w:pPr>
-    </w:p>
-    <w:p>
-      <w:pPr>
-        <w:jc w:val="both"/>
-        <w:rPr>
-          <w:rFonts w:ascii="Times New Roman" w:hAnsi="Times New Roman" w:cs="Times New Roman"/>
-          <w:sz w:val="28"/>
-          <w:szCs w:val="28"/>
-          <w:lang w:val="en-US"/>
-        </w:rPr>
-      </w:pPr>
-    </w:p>
-    <w:p>
-      <w:pPr>
-        <w:jc w:val="both"/>
-        <w:rPr>
-          <w:rFonts w:ascii="Times New Roman" w:hAnsi="Times New Roman" w:cs="Times New Roman"/>
-          <w:sz w:val="28"/>
-          <w:szCs w:val="28"/>
-          <w:lang w:val="en-US"/>
-        </w:rPr>
-      </w:pPr>
-    </w:p>
-    <w:p>
-      <w:pPr>
-        <w:jc w:val="both"/>
-        <w:rPr>
-          <w:rFonts w:ascii="Times New Roman" w:hAnsi="Times New Roman" w:cs="Times New Roman"/>
-          <w:sz w:val="28"/>
-          <w:szCs w:val="28"/>
-          <w:lang w:val="en-US"/>
-        </w:rPr>
-      </w:pPr>
-    </w:p>
-    <w:p>
-      <w:pPr>
-        <w:jc w:val="both"/>
-        <w:rPr>
-          <w:rFonts w:ascii="Times New Roman" w:hAnsi="Times New Roman" w:cs="Times New Roman"/>
-          <w:sz w:val="28"/>
-          <w:szCs w:val="28"/>
-          <w:lang w:val="en-US"/>
-        </w:rPr>
-      </w:pPr>
-    </w:p>
-    <w:p>
-      <w:pPr>
-        <w:jc w:val="both"/>
-        <w:rPr>
-          <w:rFonts w:ascii="Times New Roman" w:hAnsi="Times New Roman" w:cs="Times New Roman"/>
-          <w:sz w:val="28"/>
-          <w:szCs w:val="28"/>
-          <w:lang w:val="en-US"/>
-        </w:rPr>
-      </w:pPr>
-    </w:p>
-    <w:p>
-      <w:pPr>
-        <w:jc w:val="both"/>
-        <w:rPr>
-          <w:rFonts w:ascii="Times New Roman" w:hAnsi="Times New Roman" w:cs="Times New Roman"/>
-          <w:sz w:val="28"/>
-          <w:szCs w:val="28"/>
-          <w:lang w:val="en-US"/>
-        </w:rPr>
-      </w:pPr>
-    </w:p>
-    <w:p>
-      <w:pPr>
-        <w:jc w:val="both"/>
-        <w:rPr>
-          <w:rFonts w:ascii="Times New Roman" w:hAnsi="Times New Roman" w:cs="Times New Roman"/>
-          <w:sz w:val="28"/>
-          <w:szCs w:val="28"/>
-          <w:lang w:val="en-US"/>
-        </w:rPr>
-      </w:pPr>
-    </w:p>
-    <w:p>
-      <w:pPr>
-        <w:jc w:val="both"/>
-        <w:rPr>
-          <w:rFonts w:ascii="Times New Roman" w:hAnsi="Times New Roman" w:cs="Times New Roman"/>
-          <w:sz w:val="28"/>
-          <w:szCs w:val="28"/>
-          <w:lang w:val="en-US"/>
-        </w:rPr>
-      </w:pPr>
-    </w:p>
-    <w:p>
-      <w:pPr>
-        <w:jc w:val="both"/>
-        <w:rPr>
-          <w:rFonts w:ascii="Times New Roman" w:hAnsi="Times New Roman" w:cs="Times New Roman"/>
-          <w:sz w:val="28"/>
-          <w:szCs w:val="28"/>
-          <w:lang w:val="en-US"/>
+        </w:rPr>
+      </w:pPr>
+      <w:r>
+        <w:rPr>
+          <w:rFonts w:ascii="Times New Roman" w:hAnsi="Times New Roman" w:cs="Times New Roman"/>
+          <w:sz w:val="28"/>
+          <w:szCs w:val="28"/>
+        </w:rPr>
+        <w:lastRenderedPageBreak/>
+        <w:t>3.Зафиксировал изменения и отправил их на главную ветку</w:t>
+      </w:r>
+    </w:p>
+    <w:p>
+      <w:pPr>
+        <w:jc w:val="both"/>
+        <w:rPr>
+          <w:rFonts w:ascii="Times New Roman" w:hAnsi="Times New Roman" w:cs="Times New Roman"/>
+          <w:sz w:val="28"/>
+          <w:szCs w:val="28"/>
+        </w:rPr>
+      </w:pPr>
+      <w:r>
+        <w:rPr>
+          <w:rFonts w:ascii="Times New Roman" w:hAnsi="Times New Roman" w:cs="Times New Roman"/>
+          <w:sz w:val="28"/>
+          <w:szCs w:val="28"/>
+        </w:rPr>
+        <w:drawing>
+          <wp:inline distT="0" distB="0" distL="0" distR="0" wp14:anchorId="2D6171D1" wp14:editId="48783B8B">
+            <wp:extent cx="5940425" cy="4057015"/>
+            <wp:effectExtent l="0" t="0" r="3175" b="635"/>
+            <wp:docPr id="3" name="Рисунок 3"/>
+            <wp:cNvGraphicFramePr>
+              <a:graphicFrameLocks xmlns:a="http://schemas.openxmlformats.org/drawingml/2006/main" noChangeAspect="1"/>
+            </wp:cNvGraphicFramePr>
+            <a:graphic xmlns:a="http://schemas.openxmlformats.org/drawingml/2006/main">
+              <a:graphicData uri="http://schemas.openxmlformats.org/drawingml/2006/picture">
+                <pic:pic xmlns:pic="http://schemas.openxmlformats.org/drawingml/2006/picture">
+                  <pic:nvPicPr>
+                    <pic:cNvPr id="1" name=""/>
+                    <pic:cNvPicPr/>
+                  </pic:nvPicPr>
+                  <pic:blipFill>
+                    <a:blip r:embed="rId6"/>
+                    <a:stretch>
+                      <a:fillRect/>
+                    </a:stretch>
+                  </pic:blipFill>
+                  <pic:spPr>
+                    <a:xfrm>
+                      <a:off x="0" y="0"/>
+                      <a:ext cx="5940425" cy="4057015"/>
+                    </a:xfrm>
+                    <a:prstGeom prst="rect">
+                      <a:avLst/>
+                    </a:prstGeom>
+                  </pic:spPr>
+                </pic:pic>
+              </a:graphicData>
+            </a:graphic>
+          </wp:inline>
+        </w:drawing>
+      </w:r>
+    </w:p>
+    <w:p>
+      <w:pPr>
+        <w:jc w:val="both"/>
+        <w:rPr>
+          <w:rFonts w:ascii="Times New Roman" w:hAnsi="Times New Roman" w:cs="Times New Roman"/>
+          <w:sz w:val="28"/>
+          <w:szCs w:val="28"/>
+        </w:rPr>
+      </w:pPr>
+    </w:p>
+    <w:p>
+      <w:pPr>
+        <w:jc w:val="both"/>
+        <w:rPr>
+          <w:rFonts w:ascii="Times New Roman" w:hAnsi="Times New Roman" w:cs="Times New Roman"/>
+          <w:sz w:val="28"/>
+          <w:szCs w:val="28"/>
+          <w:u w:val="single"/>
+        </w:rPr>
+      </w:pPr>
+      <w:r>
+        <w:rPr>
+          <w:rFonts w:ascii="Times New Roman" w:hAnsi="Times New Roman" w:cs="Times New Roman"/>
+          <w:sz w:val="28"/>
+          <w:szCs w:val="28"/>
+          <w:u w:val="single"/>
+        </w:rPr>
+        <w:t>Этап 2</w:t>
+      </w:r>
+    </w:p>
+    <w:p>
+      <w:pPr>
+        <w:jc w:val="both"/>
+        <w:rPr>
+          <w:rFonts w:ascii="Times New Roman" w:hAnsi="Times New Roman" w:cs="Times New Roman"/>
+          <w:sz w:val="28"/>
+          <w:szCs w:val="28"/>
+        </w:rPr>
+      </w:pPr>
+      <w:r>
+        <w:rPr>
+          <w:rFonts w:ascii="Times New Roman" w:hAnsi="Times New Roman" w:cs="Times New Roman"/>
+          <w:sz w:val="28"/>
+          <w:szCs w:val="28"/>
+        </w:rPr>
+        <w:t>1.</w:t>
+      </w:r>
+      <w:r>
+        <w:rPr>
+          <w:rFonts w:ascii="Times New Roman" w:hAnsi="Times New Roman" w:cs="Times New Roman"/>
+          <w:sz w:val="28"/>
+          <w:szCs w:val="28"/>
+        </w:rPr>
+        <w:t>создана ветка Lysov. В файле lab4.cpp переменная int a переименована в int a1.</w:t>
+      </w:r>
+    </w:p>
+    <w:p>
+      <w:pPr>
+        <w:jc w:val="both"/>
+        <w:rPr>
+          <w:rFonts w:ascii="Times New Roman" w:hAnsi="Times New Roman" w:cs="Times New Roman"/>
+          <w:sz w:val="28"/>
+          <w:szCs w:val="28"/>
+        </w:rPr>
+      </w:pPr>
+      <w:r>
+        <w:rPr>
+          <w:rFonts w:ascii="Times New Roman" w:hAnsi="Times New Roman" w:cs="Times New Roman"/>
+          <w:sz w:val="28"/>
+          <w:szCs w:val="28"/>
+        </w:rPr>
+        <w:drawing>
+          <wp:inline distT="0" distB="0" distL="0" distR="0" wp14:anchorId="37CD915F" wp14:editId="4E2D5036">
+            <wp:extent cx="5940425" cy="2360930"/>
+            <wp:effectExtent l="0" t="0" r="3175" b="1270"/>
+            <wp:docPr id="4" name="Рисунок 4"/>
+            <wp:cNvGraphicFramePr>
+              <a:graphicFrameLocks xmlns:a="http://schemas.openxmlformats.org/drawingml/2006/main" noChangeAspect="1"/>
+            </wp:cNvGraphicFramePr>
+            <a:graphic xmlns:a="http://schemas.openxmlformats.org/drawingml/2006/main">
+              <a:graphicData uri="http://schemas.openxmlformats.org/drawingml/2006/picture">
+                <pic:pic xmlns:pic="http://schemas.openxmlformats.org/drawingml/2006/picture">
+                  <pic:nvPicPr>
+                    <pic:cNvPr id="1" name=""/>
+                    <pic:cNvPicPr/>
+                  </pic:nvPicPr>
+                  <pic:blipFill>
+                    <a:blip r:embed="rId7"/>
+                    <a:stretch>
+                      <a:fillRect/>
+                    </a:stretch>
+                  </pic:blipFill>
+                  <pic:spPr>
+                    <a:xfrm>
+                      <a:off x="0" y="0"/>
+                      <a:ext cx="5940425" cy="2360930"/>
+                    </a:xfrm>
+                    <a:prstGeom prst="rect">
+                      <a:avLst/>
+                    </a:prstGeom>
+                  </pic:spPr>
+                </pic:pic>
+              </a:graphicData>
+            </a:graphic>
+          </wp:inline>
+        </w:drawing>
+      </w:r>
+    </w:p>
+    <w:p>
+      <w:pPr>
+        <w:jc w:val="both"/>
+        <w:rPr>
+          <w:rFonts w:ascii="Times New Roman" w:hAnsi="Times New Roman" w:cs="Times New Roman"/>
+          <w:sz w:val="28"/>
+          <w:szCs w:val="28"/>
+        </w:rPr>
+      </w:pPr>
+    </w:p>
+    <w:p>
+      <w:pPr>
+        <w:jc w:val="both"/>
+        <w:rPr>
+          <w:rFonts w:ascii="Times New Roman" w:hAnsi="Times New Roman" w:cs="Times New Roman"/>
+          <w:sz w:val="28"/>
+          <w:szCs w:val="28"/>
+        </w:rPr>
+      </w:pPr>
+    </w:p>
+    <w:p>
+      <w:pPr>
+        <w:jc w:val="both"/>
+        <w:rPr>
+          <w:rFonts w:ascii="Times New Roman" w:hAnsi="Times New Roman" w:cs="Times New Roman"/>
+          <w:sz w:val="28"/>
+          <w:szCs w:val="28"/>
+        </w:rPr>
+      </w:pPr>
+    </w:p>
+    <w:p>
+      <w:pPr>
+        <w:jc w:val="both"/>
+        <w:rPr>
+          <w:rFonts w:ascii="Times New Roman" w:hAnsi="Times New Roman" w:cs="Times New Roman"/>
+          <w:sz w:val="28"/>
+          <w:szCs w:val="28"/>
+        </w:rPr>
+      </w:pPr>
+    </w:p>
+    <w:p>
+      <w:pPr>
+        <w:jc w:val="both"/>
+        <w:rPr>
+          <w:rFonts w:ascii="Times New Roman" w:hAnsi="Times New Roman" w:cs="Times New Roman"/>
+          <w:sz w:val="28"/>
+          <w:szCs w:val="28"/>
+        </w:rPr>
+      </w:pPr>
+    </w:p>
+    <w:p>
+      <w:pPr>
+        <w:jc w:val="both"/>
+        <w:rPr>
+          <w:rFonts w:ascii="Times New Roman" w:hAnsi="Times New Roman" w:cs="Times New Roman"/>
+          <w:sz w:val="28"/>
+          <w:szCs w:val="28"/>
+        </w:rPr>
+      </w:pPr>
+    </w:p>
+    <w:p>
+      <w:pPr>
+        <w:jc w:val="both"/>
+        <w:rPr>
+          <w:rFonts w:ascii="Times New Roman" w:hAnsi="Times New Roman" w:cs="Times New Roman"/>
+          <w:sz w:val="28"/>
+          <w:szCs w:val="28"/>
+        </w:rPr>
+      </w:pPr>
+    </w:p>
+    <w:p>
+      <w:pPr>
+        <w:jc w:val="both"/>
+        <w:rPr>
+          <w:rFonts w:ascii="Times New Roman" w:hAnsi="Times New Roman" w:cs="Times New Roman"/>
+          <w:sz w:val="28"/>
+          <w:szCs w:val="28"/>
+        </w:rPr>
+      </w:pPr>
+    </w:p>
+    <w:p>
+      <w:pPr>
+        <w:jc w:val="both"/>
+        <w:rPr>
+          <w:rFonts w:ascii="Times New Roman" w:hAnsi="Times New Roman" w:cs="Times New Roman"/>
+          <w:sz w:val="28"/>
+          <w:szCs w:val="28"/>
+        </w:rPr>
+      </w:pPr>
+    </w:p>
+    <w:p>
+      <w:pPr>
+        <w:jc w:val="both"/>
+        <w:rPr>
+          <w:rFonts w:ascii="Times New Roman" w:hAnsi="Times New Roman" w:cs="Times New Roman"/>
+          <w:sz w:val="28"/>
+          <w:szCs w:val="28"/>
+        </w:rPr>
+      </w:pPr>
+    </w:p>
+    <w:p>
+      <w:pPr>
+        <w:jc w:val="both"/>
+        <w:rPr>
+          <w:rFonts w:ascii="Times New Roman" w:hAnsi="Times New Roman" w:cs="Times New Roman"/>
+          <w:sz w:val="28"/>
+          <w:szCs w:val="28"/>
+        </w:rPr>
+      </w:pPr>
+    </w:p>
+    <w:p>
+      <w:pPr>
+        <w:jc w:val="both"/>
+        <w:rPr>
+          <w:rFonts w:ascii="Times New Roman" w:hAnsi="Times New Roman" w:cs="Times New Roman"/>
+          <w:sz w:val="28"/>
+          <w:szCs w:val="28"/>
+        </w:rPr>
+      </w:pPr>
+    </w:p>
+    <w:p>
+      <w:pPr>
+        <w:jc w:val="both"/>
+        <w:rPr>
+          <w:rFonts w:ascii="Times New Roman" w:hAnsi="Times New Roman" w:cs="Times New Roman"/>
+          <w:sz w:val="28"/>
+          <w:szCs w:val="28"/>
+        </w:rPr>
+      </w:pPr>
+    </w:p>
+    <w:p>
+      <w:pPr>
+        <w:jc w:val="both"/>
+        <w:rPr>
+          <w:rFonts w:ascii="Times New Roman" w:hAnsi="Times New Roman" w:cs="Times New Roman"/>
+          <w:sz w:val="28"/>
+          <w:szCs w:val="28"/>
+        </w:rPr>
+      </w:pPr>
+    </w:p>
+    <w:p>
+      <w:pPr>
+        <w:jc w:val="both"/>
+        <w:rPr>
+          <w:rFonts w:ascii="Times New Roman" w:hAnsi="Times New Roman" w:cs="Times New Roman"/>
+          <w:sz w:val="28"/>
+          <w:szCs w:val="28"/>
+        </w:rPr>
+      </w:pPr>
+    </w:p>
+    <w:p>
+      <w:pPr>
+        <w:jc w:val="both"/>
+        <w:rPr>
+          <w:rFonts w:ascii="Times New Roman" w:hAnsi="Times New Roman" w:cs="Times New Roman"/>
+          <w:sz w:val="28"/>
+          <w:szCs w:val="28"/>
+        </w:rPr>
+      </w:pPr>
+    </w:p>
+    <w:p>
+      <w:pPr>
+        <w:jc w:val="both"/>
+        <w:rPr>
+          <w:rFonts w:ascii="Times New Roman" w:hAnsi="Times New Roman" w:cs="Times New Roman"/>
+          <w:sz w:val="28"/>
+          <w:szCs w:val="28"/>
+        </w:rPr>
+      </w:pPr>
+    </w:p>
+    <w:p>
+      <w:pPr>
+        <w:jc w:val="both"/>
+        <w:rPr>
+          <w:rFonts w:ascii="Times New Roman" w:hAnsi="Times New Roman" w:cs="Times New Roman"/>
+          <w:sz w:val="28"/>
+          <w:szCs w:val="28"/>
+        </w:rPr>
+      </w:pPr>
+    </w:p>
+    <w:p>
+      <w:pPr>
+        <w:jc w:val="both"/>
+        <w:rPr>
+          <w:rFonts w:ascii="Times New Roman" w:hAnsi="Times New Roman" w:cs="Times New Roman"/>
+          <w:sz w:val="28"/>
+          <w:szCs w:val="28"/>
+        </w:rPr>
+      </w:pPr>
+    </w:p>
+    <w:p>
+      <w:pPr>
+        <w:jc w:val="both"/>
+        <w:rPr>
+          <w:rFonts w:ascii="Times New Roman" w:hAnsi="Times New Roman" w:cs="Times New Roman"/>
+          <w:sz w:val="28"/>
+          <w:szCs w:val="28"/>
+        </w:rPr>
+      </w:pPr>
+    </w:p>
+    <w:p>
+      <w:pPr>
+        <w:jc w:val="both"/>
+        <w:rPr>
+          <w:rFonts w:ascii="Times New Roman" w:hAnsi="Times New Roman" w:cs="Times New Roman"/>
+          <w:sz w:val="28"/>
+          <w:szCs w:val="28"/>
+        </w:rPr>
+      </w:pPr>
+    </w:p>
+    <w:p>
+      <w:pPr>
+        <w:jc w:val="both"/>
+        <w:rPr>
+          <w:rFonts w:ascii="Times New Roman" w:hAnsi="Times New Roman" w:cs="Times New Roman"/>
+          <w:sz w:val="28"/>
+          <w:szCs w:val="28"/>
+        </w:rPr>
+      </w:pPr>
+    </w:p>
+    <w:p>
+      <w:pPr>
+        <w:jc w:val="both"/>
+        <w:rPr>
+          <w:rFonts w:ascii="Times New Roman" w:hAnsi="Times New Roman" w:cs="Times New Roman"/>
+          <w:sz w:val="28"/>
+          <w:szCs w:val="28"/>
+        </w:rPr>
+      </w:pPr>
+    </w:p>
+    <w:p>
+      <w:pPr>
+        <w:jc w:val="both"/>
+        <w:rPr>
+          <w:rFonts w:ascii="Times New Roman" w:hAnsi="Times New Roman" w:cs="Times New Roman"/>
+          <w:sz w:val="28"/>
+          <w:szCs w:val="28"/>
+        </w:rPr>
+      </w:pPr>
+    </w:p>
+    <w:p>
+      <w:pPr>
+        <w:jc w:val="both"/>
+        <w:rPr>
+          <w:rFonts w:ascii="Times New Roman" w:hAnsi="Times New Roman" w:cs="Times New Roman"/>
+          <w:sz w:val="28"/>
+          <w:szCs w:val="28"/>
+        </w:rPr>
+      </w:pPr>
+    </w:p>
+    <w:p>
+      <w:pPr>
+        <w:jc w:val="both"/>
+        <w:rPr>
+          <w:rFonts w:ascii="Times New Roman" w:hAnsi="Times New Roman" w:cs="Times New Roman"/>
+          <w:sz w:val="28"/>
+          <w:szCs w:val="28"/>
+        </w:rPr>
+      </w:pPr>
+    </w:p>
+    <w:p>
+      <w:pPr>
+        <w:jc w:val="both"/>
+        <w:rPr>
+          <w:rFonts w:ascii="Times New Roman" w:hAnsi="Times New Roman" w:cs="Times New Roman"/>
+          <w:sz w:val="28"/>
+          <w:szCs w:val="28"/>
+        </w:rPr>
+      </w:pPr>
+    </w:p>
+    <w:p>
+      <w:pPr>
+        <w:jc w:val="both"/>
+        <w:rPr>
+          <w:rFonts w:ascii="Times New Roman" w:hAnsi="Times New Roman" w:cs="Times New Roman"/>
+          <w:sz w:val="28"/>
+          <w:szCs w:val="28"/>
+        </w:rPr>
+      </w:pPr>
+    </w:p>
+    <w:p>
+      <w:pPr>
+        <w:jc w:val="both"/>
+        <w:rPr>
+          <w:rFonts w:ascii="Times New Roman" w:hAnsi="Times New Roman" w:cs="Times New Roman"/>
+          <w:sz w:val="28"/>
+          <w:szCs w:val="28"/>
         </w:rPr>
       </w:pPr>
     </w:p>

--- a/1.docx
+++ b/1.docx
@@ -358,7 +358,6 @@
           <w:rFonts w:ascii="Times New Roman" w:hAnsi="Times New Roman" w:cs="Times New Roman"/>
           <w:sz w:val="28"/>
           <w:szCs w:val="28"/>
-          <w:lang w:val="en-US"/>
         </w:rPr>
       </w:pPr>
     </w:p>
@@ -369,7 +368,6 @@
           <w:rFonts w:ascii="Times New Roman" w:hAnsi="Times New Roman" w:cs="Times New Roman"/>
           <w:sz w:val="28"/>
           <w:szCs w:val="28"/>
-          <w:lang w:val="en-US"/>
         </w:rPr>
       </w:pPr>
     </w:p>
@@ -380,7 +378,6 @@
           <w:rFonts w:ascii="Times New Roman" w:hAnsi="Times New Roman" w:cs="Times New Roman"/>
           <w:sz w:val="28"/>
           <w:szCs w:val="28"/>
-          <w:lang w:val="en-US"/>
         </w:rPr>
       </w:pPr>
     </w:p>
@@ -409,7 +406,6 @@
           <w:rFonts w:ascii="Times New Roman" w:hAnsi="Times New Roman" w:cs="Times New Roman"/>
           <w:sz w:val="28"/>
           <w:szCs w:val="28"/>
-          <w:lang w:val="en-US"/>
         </w:rPr>
       </w:pPr>
       <w:r>
@@ -429,36 +425,566 @@
           <w:rFonts w:ascii="Times New Roman" w:hAnsi="Times New Roman" w:cs="Times New Roman"/>
           <w:sz w:val="28"/>
           <w:szCs w:val="28"/>
+          <w:lang w:val="en-US"/>
+        </w:rPr>
+      </w:pPr>
+      <w:r>
+        <w:rPr>
+          <w:rFonts w:ascii="Times New Roman" w:hAnsi="Times New Roman" w:cs="Times New Roman"/>
+          <w:sz w:val="28"/>
+          <w:szCs w:val="28"/>
+        </w:rPr>
+        <w:t>1.Регистрация всех членов команды.</w:t>
+      </w:r>
+    </w:p>
+    <w:p>
+      <w:pPr>
+        <w:jc w:val="both"/>
+        <w:rPr>
+          <w:rFonts w:ascii="Times New Roman" w:hAnsi="Times New Roman" w:cs="Times New Roman"/>
+          <w:sz w:val="28"/>
+          <w:szCs w:val="28"/>
+          <w:lang w:val="en-US"/>
+        </w:rPr>
+      </w:pPr>
+      <w:r>
+        <w:rPr>
+          <w:rStyle w:val="docdata"/>
+          <w:rFonts w:ascii="Liberation Sans" w:hAnsi="Liberation Sans"/>
+          <w:noProof/>
+          <w:color w:val="000000"/>
+          <w:sz w:val="20"/>
+          <w:szCs w:val="20"/>
+        </w:rPr>
+        <w:drawing>
+          <wp:inline distT="0" distB="0" distL="0" distR="0" wp14:anchorId="360BE0A9" wp14:editId="5A7FD127">
+            <wp:extent cx="5940425" cy="2418715"/>
+            <wp:effectExtent l="0" t="0" r="3175" b="635"/>
+            <wp:docPr id="6" name="Рисунок 6"/>
+            <wp:cNvGraphicFramePr>
+              <a:graphicFrameLocks xmlns:a="http://schemas.openxmlformats.org/drawingml/2006/main" noChangeAspect="1"/>
+            </wp:cNvGraphicFramePr>
+            <a:graphic xmlns:a="http://schemas.openxmlformats.org/drawingml/2006/main">
+              <a:graphicData uri="http://schemas.openxmlformats.org/drawingml/2006/picture">
+                <pic:pic xmlns:pic="http://schemas.openxmlformats.org/drawingml/2006/picture">
+                  <pic:nvPicPr>
+                    <pic:cNvPr id="0" name="Picture 1"/>
+                    <pic:cNvPicPr>
+                      <a:picLocks noChangeAspect="1" noChangeArrowheads="1"/>
+                    </pic:cNvPicPr>
+                  </pic:nvPicPr>
+                  <pic:blipFill>
+                    <a:blip r:embed="rId4" cstate="print">
+                      <a:extLst>
+                        <a:ext uri="{28A0092B-C50C-407E-A947-70E740481C1C}">
+                          <a14:useLocalDpi xmlns:a14="http://schemas.microsoft.com/office/drawing/2010/main" val="0"/>
+                        </a:ext>
+                      </a:extLst>
+                    </a:blip>
+                    <a:srcRect/>
+                    <a:stretch>
+                      <a:fillRect/>
+                    </a:stretch>
+                  </pic:blipFill>
+                  <pic:spPr bwMode="auto">
+                    <a:xfrm>
+                      <a:off x="0" y="0"/>
+                      <a:ext cx="5940425" cy="2418715"/>
+                    </a:xfrm>
+                    <a:prstGeom prst="rect">
+                      <a:avLst/>
+                    </a:prstGeom>
+                    <a:noFill/>
+                    <a:ln>
+                      <a:noFill/>
+                    </a:ln>
+                  </pic:spPr>
+                </pic:pic>
+              </a:graphicData>
+            </a:graphic>
+          </wp:inline>
+        </w:drawing>
+      </w:r>
+    </w:p>
+    <w:p>
+      <w:pPr>
+        <w:jc w:val="both"/>
+        <w:rPr>
+          <w:rFonts w:ascii="Times New Roman" w:hAnsi="Times New Roman" w:cs="Times New Roman"/>
+          <w:sz w:val="28"/>
+          <w:szCs w:val="28"/>
+          <w:lang w:val="en-US"/>
+        </w:rPr>
+      </w:pPr>
+      <w:r>
+        <w:rPr>
+          <w:rStyle w:val="docdata"/>
+          <w:rFonts w:ascii="Liberation Sans" w:hAnsi="Liberation Sans"/>
+          <w:noProof/>
+          <w:color w:val="000000"/>
+          <w:sz w:val="20"/>
+          <w:szCs w:val="20"/>
+        </w:rPr>
+        <w:drawing>
+          <wp:inline distT="0" distB="0" distL="0" distR="0" wp14:anchorId="11D17EE5" wp14:editId="26A67268">
+            <wp:extent cx="5939790" cy="2414270"/>
+            <wp:effectExtent l="0" t="0" r="3810" b="5080"/>
+            <wp:docPr id="7" name="Рисунок 7"/>
+            <wp:cNvGraphicFramePr>
+              <a:graphicFrameLocks xmlns:a="http://schemas.openxmlformats.org/drawingml/2006/main" noChangeAspect="1"/>
+            </wp:cNvGraphicFramePr>
+            <a:graphic xmlns:a="http://schemas.openxmlformats.org/drawingml/2006/main">
+              <a:graphicData uri="http://schemas.openxmlformats.org/drawingml/2006/picture">
+                <pic:pic xmlns:pic="http://schemas.openxmlformats.org/drawingml/2006/picture">
+                  <pic:nvPicPr>
+                    <pic:cNvPr id="0" name="Picture 3"/>
+                    <pic:cNvPicPr>
+                      <a:picLocks noChangeAspect="1" noChangeArrowheads="1"/>
+                    </pic:cNvPicPr>
+                  </pic:nvPicPr>
+                  <pic:blipFill>
+                    <a:blip r:embed="rId5" cstate="print">
+                      <a:extLst>
+                        <a:ext uri="{28A0092B-C50C-407E-A947-70E740481C1C}">
+                          <a14:useLocalDpi xmlns:a14="http://schemas.microsoft.com/office/drawing/2010/main" val="0"/>
+                        </a:ext>
+                      </a:extLst>
+                    </a:blip>
+                    <a:srcRect/>
+                    <a:stretch>
+                      <a:fillRect/>
+                    </a:stretch>
+                  </pic:blipFill>
+                  <pic:spPr bwMode="auto">
+                    <a:xfrm>
+                      <a:off x="0" y="0"/>
+                      <a:ext cx="5939790" cy="2414270"/>
+                    </a:xfrm>
+                    <a:prstGeom prst="rect">
+                      <a:avLst/>
+                    </a:prstGeom>
+                    <a:noFill/>
+                    <a:ln>
+                      <a:noFill/>
+                    </a:ln>
+                  </pic:spPr>
+                </pic:pic>
+              </a:graphicData>
+            </a:graphic>
+          </wp:inline>
+        </w:drawing>
+      </w:r>
+    </w:p>
+    <w:p>
+      <w:pPr>
+        <w:jc w:val="both"/>
+        <w:rPr>
+          <w:rFonts w:ascii="Times New Roman" w:hAnsi="Times New Roman" w:cs="Times New Roman"/>
+          <w:sz w:val="28"/>
+          <w:szCs w:val="28"/>
+          <w:lang w:val="en-US"/>
+        </w:rPr>
+      </w:pPr>
+      <w:r>
+        <w:rPr>
+          <w:rStyle w:val="docdata"/>
+          <w:rFonts w:ascii="Liberation Sans" w:hAnsi="Liberation Sans"/>
+          <w:noProof/>
+          <w:color w:val="000000"/>
+          <w:sz w:val="20"/>
+          <w:szCs w:val="20"/>
+        </w:rPr>
+        <w:drawing>
+          <wp:inline distT="0" distB="0" distL="0" distR="0" wp14:anchorId="0BB5CE14" wp14:editId="407D6C09">
+            <wp:extent cx="5939790" cy="2780030"/>
+            <wp:effectExtent l="0" t="0" r="3810" b="1270"/>
+            <wp:docPr id="8" name="Рисунок 8"/>
+            <wp:cNvGraphicFramePr>
+              <a:graphicFrameLocks xmlns:a="http://schemas.openxmlformats.org/drawingml/2006/main" noChangeAspect="1"/>
+            </wp:cNvGraphicFramePr>
+            <a:graphic xmlns:a="http://schemas.openxmlformats.org/drawingml/2006/main">
+              <a:graphicData uri="http://schemas.openxmlformats.org/drawingml/2006/picture">
+                <pic:pic xmlns:pic="http://schemas.openxmlformats.org/drawingml/2006/picture">
+                  <pic:nvPicPr>
+                    <pic:cNvPr id="0" name="Picture 5"/>
+                    <pic:cNvPicPr>
+                      <a:picLocks noChangeAspect="1" noChangeArrowheads="1"/>
+                    </pic:cNvPicPr>
+                  </pic:nvPicPr>
+                  <pic:blipFill>
+                    <a:blip r:embed="rId6" cstate="print">
+                      <a:extLst>
+                        <a:ext uri="{28A0092B-C50C-407E-A947-70E740481C1C}">
+                          <a14:useLocalDpi xmlns:a14="http://schemas.microsoft.com/office/drawing/2010/main" val="0"/>
+                        </a:ext>
+                      </a:extLst>
+                    </a:blip>
+                    <a:srcRect/>
+                    <a:stretch>
+                      <a:fillRect/>
+                    </a:stretch>
+                  </pic:blipFill>
+                  <pic:spPr bwMode="auto">
+                    <a:xfrm>
+                      <a:off x="0" y="0"/>
+                      <a:ext cx="5939790" cy="2780030"/>
+                    </a:xfrm>
+                    <a:prstGeom prst="rect">
+                      <a:avLst/>
+                    </a:prstGeom>
+                    <a:noFill/>
+                    <a:ln>
+                      <a:noFill/>
+                    </a:ln>
+                  </pic:spPr>
+                </pic:pic>
+              </a:graphicData>
+            </a:graphic>
+          </wp:inline>
+        </w:drawing>
+      </w:r>
+    </w:p>
+    <w:p>
+      <w:pPr>
+        <w:jc w:val="both"/>
+        <w:rPr>
+          <w:rFonts w:ascii="Times New Roman" w:hAnsi="Times New Roman" w:cs="Times New Roman"/>
+          <w:sz w:val="28"/>
+          <w:szCs w:val="28"/>
           <w:u w:val="single"/>
         </w:rPr>
       </w:pPr>
-      <w:r>
-        <w:rPr>
-          <w:rFonts w:ascii="Times New Roman" w:hAnsi="Times New Roman" w:cs="Times New Roman"/>
-          <w:sz w:val="28"/>
-          <w:szCs w:val="28"/>
-          <w:u w:val="single"/>
-        </w:rPr>
-        <w:t>Этап1</w:t>
-      </w:r>
-    </w:p>
-    <w:p>
-      <w:pPr>
-        <w:jc w:val="both"/>
-        <w:rPr>
-          <w:rFonts w:ascii="Times New Roman" w:hAnsi="Times New Roman" w:cs="Times New Roman"/>
-          <w:sz w:val="28"/>
-          <w:szCs w:val="28"/>
-        </w:rPr>
-      </w:pPr>
-      <w:r>
-        <w:rPr>
-          <w:rFonts w:ascii="Times New Roman" w:hAnsi="Times New Roman" w:cs="Times New Roman"/>
-          <w:sz w:val="28"/>
-          <w:szCs w:val="28"/>
-        </w:rPr>
-        <w:t>1.</w:t>
-      </w:r>
+    </w:p>
+    <w:p>
+      <w:pPr>
+        <w:jc w:val="both"/>
+        <w:rPr>
+          <w:rFonts w:ascii="Times New Roman" w:hAnsi="Times New Roman" w:cs="Times New Roman"/>
+          <w:sz w:val="28"/>
+          <w:szCs w:val="28"/>
+        </w:rPr>
+      </w:pPr>
+      <w:r>
+        <w:rPr>
+          <w:rFonts w:ascii="Times New Roman" w:hAnsi="Times New Roman" w:cs="Times New Roman"/>
+          <w:sz w:val="28"/>
+          <w:szCs w:val="28"/>
+        </w:rPr>
+        <w:lastRenderedPageBreak/>
+        <w:t>2.Распределили роли.</w:t>
+      </w:r>
+    </w:p>
+    <w:p>
+      <w:pPr>
+        <w:jc w:val="both"/>
+        <w:rPr>
+          <w:rFonts w:ascii="Times New Roman" w:hAnsi="Times New Roman" w:cs="Times New Roman"/>
+          <w:sz w:val="28"/>
+          <w:szCs w:val="28"/>
+        </w:rPr>
+      </w:pPr>
+      <w:r>
+        <w:rPr>
+          <w:rFonts w:ascii="Times New Roman" w:hAnsi="Times New Roman" w:cs="Times New Roman"/>
+          <w:sz w:val="28"/>
+          <w:szCs w:val="28"/>
+        </w:rPr>
+        <w:t>iSweenDyy – Студент 1</w:t>
+      </w:r>
+    </w:p>
+    <w:p>
+      <w:pPr>
+        <w:jc w:val="both"/>
+        <w:rPr>
+          <w:rFonts w:ascii="Times New Roman" w:hAnsi="Times New Roman" w:cs="Times New Roman"/>
+          <w:sz w:val="28"/>
+          <w:szCs w:val="28"/>
+        </w:rPr>
+      </w:pPr>
+      <w:r>
+        <w:rPr>
+          <w:rFonts w:ascii="Times New Roman" w:hAnsi="Times New Roman" w:cs="Times New Roman"/>
+          <w:sz w:val="28"/>
+          <w:szCs w:val="28"/>
+        </w:rPr>
+        <w:t>h3xvelny – Студент 2</w:t>
+      </w:r>
+    </w:p>
+    <w:p>
+      <w:pPr>
+        <w:jc w:val="both"/>
+        <w:rPr>
+          <w:rFonts w:ascii="Times New Roman" w:hAnsi="Times New Roman" w:cs="Times New Roman"/>
+          <w:sz w:val="28"/>
+          <w:szCs w:val="28"/>
+        </w:rPr>
+      </w:pPr>
+      <w:r>
+        <w:rPr>
+          <w:rFonts w:ascii="Times New Roman" w:hAnsi="Times New Roman" w:cs="Times New Roman"/>
+          <w:sz w:val="28"/>
+          <w:szCs w:val="28"/>
+        </w:rPr>
+        <w:t xml:space="preserve">iSweenDyy2 –Студент 3 </w:t>
+      </w:r>
+    </w:p>
+    <w:p>
+      <w:pPr>
+        <w:jc w:val="both"/>
+        <w:rPr>
+          <w:rFonts w:ascii="Times New Roman" w:hAnsi="Times New Roman" w:cs="Times New Roman"/>
+          <w:sz w:val="28"/>
+          <w:szCs w:val="28"/>
+        </w:rPr>
+      </w:pPr>
+      <w:r>
+        <w:rPr>
+          <w:rFonts w:ascii="Times New Roman" w:hAnsi="Times New Roman" w:cs="Times New Roman"/>
+          <w:sz w:val="28"/>
+          <w:szCs w:val="28"/>
+        </w:rPr>
+        <w:t>3.Создание совместного репозитория и добавление всех участников.</w:t>
+      </w:r>
+    </w:p>
+    <w:p>
+      <w:pPr>
+        <w:jc w:val="both"/>
+        <w:rPr>
+          <w:rFonts w:ascii="Times New Roman" w:hAnsi="Times New Roman" w:cs="Times New Roman"/>
+          <w:sz w:val="28"/>
+          <w:szCs w:val="28"/>
+        </w:rPr>
+      </w:pPr>
+      <w:r>
+        <w:rPr>
+          <w:rStyle w:val="docdata"/>
+          <w:rFonts w:ascii="Liberation Sans" w:hAnsi="Liberation Sans"/>
+          <w:noProof/>
+          <w:color w:val="000000"/>
+          <w:sz w:val="20"/>
+          <w:szCs w:val="20"/>
+        </w:rPr>
+        <w:drawing>
+          <wp:inline distT="0" distB="0" distL="0" distR="0" wp14:anchorId="423016B5" wp14:editId="6FAF0511">
+            <wp:extent cx="5940425" cy="2952115"/>
+            <wp:effectExtent l="0" t="0" r="3175" b="635"/>
+            <wp:docPr id="9" name="Рисунок 9"/>
+            <wp:cNvGraphicFramePr>
+              <a:graphicFrameLocks xmlns:a="http://schemas.openxmlformats.org/drawingml/2006/main" noChangeAspect="1"/>
+            </wp:cNvGraphicFramePr>
+            <a:graphic xmlns:a="http://schemas.openxmlformats.org/drawingml/2006/main">
+              <a:graphicData uri="http://schemas.openxmlformats.org/drawingml/2006/picture">
+                <pic:pic xmlns:pic="http://schemas.openxmlformats.org/drawingml/2006/picture">
+                  <pic:nvPicPr>
+                    <pic:cNvPr id="0" name="Picture 7"/>
+                    <pic:cNvPicPr>
+                      <a:picLocks noChangeAspect="1" noChangeArrowheads="1"/>
+                    </pic:cNvPicPr>
+                  </pic:nvPicPr>
+                  <pic:blipFill>
+                    <a:blip r:embed="rId7">
+                      <a:extLst>
+                        <a:ext uri="{28A0092B-C50C-407E-A947-70E740481C1C}">
+                          <a14:useLocalDpi xmlns:a14="http://schemas.microsoft.com/office/drawing/2010/main" val="0"/>
+                        </a:ext>
+                      </a:extLst>
+                    </a:blip>
+                    <a:srcRect/>
+                    <a:stretch>
+                      <a:fillRect/>
+                    </a:stretch>
+                  </pic:blipFill>
+                  <pic:spPr bwMode="auto">
+                    <a:xfrm>
+                      <a:off x="0" y="0"/>
+                      <a:ext cx="5940425" cy="2952115"/>
+                    </a:xfrm>
+                    <a:prstGeom prst="rect">
+                      <a:avLst/>
+                    </a:prstGeom>
+                    <a:noFill/>
+                    <a:ln>
+                      <a:noFill/>
+                    </a:ln>
+                  </pic:spPr>
+                </pic:pic>
+              </a:graphicData>
+            </a:graphic>
+          </wp:inline>
+        </w:drawing>
+      </w:r>
+    </w:p>
+    <w:p>
+      <w:pPr>
+        <w:jc w:val="both"/>
+        <w:rPr>
+          <w:rFonts w:ascii="Times New Roman" w:hAnsi="Times New Roman" w:cs="Times New Roman"/>
+          <w:sz w:val="28"/>
+          <w:szCs w:val="28"/>
+        </w:rPr>
+      </w:pPr>
+      <w:r>
+        <w:rPr>
+          <w:rStyle w:val="docdata"/>
+          <w:rFonts w:ascii="Liberation Sans" w:hAnsi="Liberation Sans"/>
+          <w:noProof/>
+          <w:color w:val="000000"/>
+          <w:sz w:val="20"/>
+          <w:szCs w:val="20"/>
+        </w:rPr>
+        <w:drawing>
+          <wp:inline distT="0" distB="0" distL="0" distR="0" wp14:anchorId="3E8DBC6E" wp14:editId="47485557">
+            <wp:extent cx="5940425" cy="2272665"/>
+            <wp:effectExtent l="0" t="0" r="3175" b="0"/>
+            <wp:docPr id="10" name="Рисунок 10"/>
+            <wp:cNvGraphicFramePr>
+              <a:graphicFrameLocks xmlns:a="http://schemas.openxmlformats.org/drawingml/2006/main" noChangeAspect="1"/>
+            </wp:cNvGraphicFramePr>
+            <a:graphic xmlns:a="http://schemas.openxmlformats.org/drawingml/2006/main">
+              <a:graphicData uri="http://schemas.openxmlformats.org/drawingml/2006/picture">
+                <pic:pic xmlns:pic="http://schemas.openxmlformats.org/drawingml/2006/picture">
+                  <pic:nvPicPr>
+                    <pic:cNvPr id="0" name="Picture 9"/>
+                    <pic:cNvPicPr>
+                      <a:picLocks noChangeAspect="1" noChangeArrowheads="1"/>
+                    </pic:cNvPicPr>
+                  </pic:nvPicPr>
+                  <pic:blipFill>
+                    <a:blip r:embed="rId8">
+                      <a:extLst>
+                        <a:ext uri="{28A0092B-C50C-407E-A947-70E740481C1C}">
+                          <a14:useLocalDpi xmlns:a14="http://schemas.microsoft.com/office/drawing/2010/main" val="0"/>
+                        </a:ext>
+                      </a:extLst>
+                    </a:blip>
+                    <a:srcRect/>
+                    <a:stretch>
+                      <a:fillRect/>
+                    </a:stretch>
+                  </pic:blipFill>
+                  <pic:spPr bwMode="auto">
+                    <a:xfrm>
+                      <a:off x="0" y="0"/>
+                      <a:ext cx="5940425" cy="2272665"/>
+                    </a:xfrm>
+                    <a:prstGeom prst="rect">
+                      <a:avLst/>
+                    </a:prstGeom>
+                    <a:noFill/>
+                    <a:ln>
+                      <a:noFill/>
+                    </a:ln>
+                  </pic:spPr>
+                </pic:pic>
+              </a:graphicData>
+            </a:graphic>
+          </wp:inline>
+        </w:drawing>
+      </w:r>
+    </w:p>
+    <w:p>
+      <w:pPr>
+        <w:jc w:val="both"/>
+        <w:rPr>
+          <w:rFonts w:ascii="Times New Roman" w:hAnsi="Times New Roman" w:cs="Times New Roman"/>
+          <w:sz w:val="28"/>
+          <w:szCs w:val="28"/>
+        </w:rPr>
+      </w:pPr>
+    </w:p>
+    <w:p>
+      <w:pPr>
+        <w:jc w:val="both"/>
+        <w:rPr>
+          <w:rFonts w:ascii="Times New Roman" w:hAnsi="Times New Roman" w:cs="Times New Roman"/>
+          <w:sz w:val="28"/>
+          <w:szCs w:val="28"/>
+        </w:rPr>
+      </w:pPr>
+    </w:p>
+    <w:p>
+      <w:pPr>
+        <w:jc w:val="both"/>
+        <w:rPr>
+          <w:rFonts w:ascii="Times New Roman" w:hAnsi="Times New Roman" w:cs="Times New Roman"/>
+          <w:sz w:val="28"/>
+          <w:szCs w:val="28"/>
+          <w:lang w:val="en-US"/>
+        </w:rPr>
+      </w:pPr>
+    </w:p>
+    <w:p>
+      <w:pPr>
+        <w:jc w:val="both"/>
+        <w:rPr>
+          <w:rFonts w:ascii="Times New Roman" w:hAnsi="Times New Roman" w:cs="Times New Roman"/>
+          <w:sz w:val="28"/>
+          <w:szCs w:val="28"/>
+          <w:lang w:val="en-US"/>
+        </w:rPr>
+      </w:pPr>
+    </w:p>
+    <w:p>
+      <w:pPr>
+        <w:jc w:val="both"/>
+        <w:rPr>
+          <w:rFonts w:ascii="Times New Roman" w:hAnsi="Times New Roman" w:cs="Times New Roman"/>
+          <w:sz w:val="28"/>
+          <w:szCs w:val="28"/>
+          <w:lang w:val="en-US"/>
+        </w:rPr>
+      </w:pPr>
+    </w:p>
+    <w:p>
+      <w:pPr>
+        <w:jc w:val="both"/>
+        <w:rPr>
+          <w:rFonts w:ascii="Times New Roman" w:hAnsi="Times New Roman" w:cs="Times New Roman"/>
+          <w:sz w:val="28"/>
+          <w:szCs w:val="28"/>
+          <w:lang w:val="en-US"/>
+        </w:rPr>
+      </w:pPr>
+    </w:p>
+    <w:p>
+      <w:pPr>
+        <w:jc w:val="both"/>
+        <w:rPr>
+          <w:rFonts w:ascii="Times New Roman" w:hAnsi="Times New Roman" w:cs="Times New Roman"/>
+          <w:sz w:val="28"/>
+          <w:szCs w:val="28"/>
+          <w:lang w:val="en-US"/>
+        </w:rPr>
+      </w:pPr>
+    </w:p>
+    <w:p>
+      <w:pPr>
+        <w:jc w:val="both"/>
+        <w:rPr>
+          <w:rFonts w:ascii="Times New Roman" w:hAnsi="Times New Roman" w:cs="Times New Roman"/>
+          <w:sz w:val="28"/>
+          <w:szCs w:val="28"/>
+        </w:rPr>
+      </w:pPr>
+      <w:r>
+        <w:rPr>
+          <w:rFonts w:ascii="Times New Roman" w:hAnsi="Times New Roman" w:cs="Times New Roman"/>
+          <w:sz w:val="28"/>
+          <w:szCs w:val="28"/>
+        </w:rPr>
+        <w:lastRenderedPageBreak/>
+        <w:t>Этап1. Студент1.</w:t>
+      </w:r>
+    </w:p>
+    <w:p>
+      <w:pPr>
+        <w:jc w:val="both"/>
+        <w:rPr>
+          <w:rFonts w:ascii="Times New Roman" w:hAnsi="Times New Roman" w:cs="Times New Roman"/>
+          <w:sz w:val="28"/>
+          <w:szCs w:val="28"/>
+        </w:rPr>
+      </w:pPr>
       <w:r>
         <w:rPr>
           <w:rFonts w:ascii="Times New Roman" w:hAnsi="Times New Roman" w:cs="Times New Roman"/>
@@ -489,11 +1015,12 @@
       <w:r>
         <w:rPr>
           <w:rFonts w:ascii="Times New Roman" w:hAnsi="Times New Roman" w:cs="Times New Roman"/>
+          <w:noProof/>
           <w:sz w:val="28"/>
           <w:szCs w:val="28"/>
         </w:rPr>
         <w:drawing>
-          <wp:inline distT="0" distB="0" distL="0" distR="0" wp14:anchorId="7DF5E3C1" wp14:editId="356F33C4">
+          <wp:inline distT="0" distB="0" distL="0" distR="0" wp14:anchorId="7DF5E3C1" wp14:editId="3C6B7EF8">
             <wp:extent cx="5940425" cy="4493260"/>
             <wp:effectExtent l="0" t="0" r="3175" b="2540"/>
             <wp:docPr id="1" name="Рисунок 1"/>
@@ -508,7 +1035,7 @@
                     <pic:cNvPicPr/>
                   </pic:nvPicPr>
                   <pic:blipFill>
-                    <a:blip r:embed="rId4"/>
+                    <a:blip r:embed="rId9"/>
                     <a:stretch>
                       <a:fillRect/>
                     </a:stretch>
@@ -531,29 +1058,75 @@
     </w:p>
     <w:p>
       <w:pPr>
-        <w:jc w:val="both"/>
-        <w:rPr>
-          <w:rFonts w:ascii="Times New Roman" w:hAnsi="Times New Roman" w:cs="Times New Roman"/>
+        <w:spacing w:after="0"/>
+        <w:jc w:val="both"/>
+        <w:rPr>
+          <w:rFonts w:ascii="Times New Roman" w:hAnsi="Times New Roman" w:cs="Times New Roman"/>
+          <w:sz w:val="28"/>
+          <w:szCs w:val="28"/>
+        </w:rPr>
+      </w:pPr>
+      <w:r>
+        <w:rPr>
+          <w:rFonts w:ascii="Times New Roman" w:hAnsi="Times New Roman" w:cs="Times New Roman"/>
+          <w:sz w:val="28"/>
+          <w:szCs w:val="28"/>
+        </w:rPr>
+        <w:t>-</w:t>
+      </w:r>
+      <w:r>
+        <w:rPr>
+          <w:rFonts w:ascii="Times New Roman" w:hAnsi="Times New Roman" w:cs="Times New Roman"/>
+          <w:sz w:val="28"/>
+          <w:szCs w:val="28"/>
+        </w:rPr>
+        <w:t>Добавил 4 лабораторную и зафиксировал изменения</w:t>
+      </w:r>
+    </w:p>
+    <w:p>
+      <w:pPr>
+        <w:spacing w:after="0"/>
+        <w:jc w:val="both"/>
+        <w:rPr>
+          <w:rFonts w:ascii="Times New Roman" w:hAnsi="Times New Roman" w:cs="Times New Roman"/>
+          <w:sz w:val="28"/>
+          <w:szCs w:val="28"/>
+        </w:rPr>
+      </w:pPr>
+      <w:r>
+        <w:rPr>
+          <w:rFonts w:ascii="Times New Roman" w:hAnsi="Times New Roman" w:cs="Times New Roman"/>
+          <w:sz w:val="28"/>
+          <w:szCs w:val="28"/>
+        </w:rPr>
+        <w:t>Отправил изменения на GitHub</w:t>
+      </w:r>
+    </w:p>
+    <w:p>
+      <w:pPr>
+        <w:jc w:val="both"/>
+        <w:rPr>
+          <w:rFonts w:ascii="Times New Roman" w:hAnsi="Times New Roman" w:cs="Times New Roman"/>
+          <w:sz w:val="28"/>
+          <w:szCs w:val="28"/>
+        </w:rPr>
+      </w:pPr>
+      <w:r>
+        <w:rPr>
+          <w:rFonts w:ascii="Times New Roman" w:hAnsi="Times New Roman" w:cs="Times New Roman"/>
+          <w:noProof/>
           <w:sz w:val="28"/>
           <w:szCs w:val="28"/>
           <w:lang w:val="en-US"/>
         </w:rPr>
-      </w:pPr>
-      <w:r>
-        <w:rPr>
-          <w:rFonts w:ascii="Times New Roman" w:hAnsi="Times New Roman" w:cs="Times New Roman"/>
-          <w:sz w:val="28"/>
-          <w:szCs w:val="28"/>
-          <w:lang w:val="en-US"/>
-        </w:rPr>
         <w:drawing>
-          <wp:anchor distT="0" distB="0" distL="114300" distR="114300" simplePos="0" relativeHeight="251658240" behindDoc="1" locked="0" layoutInCell="1" allowOverlap="1" wp14:anchorId="5B351C76" wp14:editId="598C974C">
+          <wp:anchor distT="0" distB="0" distL="114300" distR="114300" simplePos="0" relativeHeight="251658240" behindDoc="1" locked="0" layoutInCell="1" allowOverlap="1" wp14:anchorId="5B351C76" wp14:editId="3531682D">
             <wp:simplePos x="0" y="0"/>
-            <wp:positionH relativeFrom="margin">
-              <wp:align>left</wp:align>
+            <wp:positionH relativeFrom="page">
+              <wp:align>center</wp:align>
             </wp:positionH>
             <wp:positionV relativeFrom="paragraph">
-              <wp:posOffset>311252</wp:posOffset>
+              <wp:posOffset>67996</wp:posOffset>
             </wp:positionV>
             <wp:extent cx="5344271" cy="3162741"/>
             <wp:effectExtent l="0" t="0" r="8890" b="0"/>
@@ -570,7 +1143,7 @@
                     <pic:cNvPicPr/>
                   </pic:nvPicPr>
                   <pic:blipFill>
-                    <a:blip r:embed="rId5">
+                    <a:blip r:embed="rId10">
                       <a:extLst>
                         <a:ext uri="{28A0092B-C50C-407E-A947-70E740481C1C}">
                           <a14:useLocalDpi xmlns:a14="http://schemas.microsoft.com/office/drawing/2010/main" val="0"/>
@@ -602,177 +1175,132 @@
           </wp:anchor>
         </w:drawing>
       </w:r>
-      <w:r>
-        <w:rPr>
-          <w:rFonts w:ascii="Times New Roman" w:hAnsi="Times New Roman" w:cs="Times New Roman"/>
-          <w:sz w:val="28"/>
-          <w:szCs w:val="28"/>
-          <w:lang w:val="en-US"/>
-        </w:rPr>
-        <w:t>2.</w:t>
-      </w:r>
-      <w:r>
-        <w:rPr>
-          <w:rFonts w:ascii="Times New Roman" w:hAnsi="Times New Roman" w:cs="Times New Roman"/>
-          <w:sz w:val="28"/>
-          <w:szCs w:val="28"/>
-        </w:rPr>
-        <w:t xml:space="preserve">Был изменен файл </w:t>
-      </w:r>
-      <w:r>
-        <w:rPr>
-          <w:rFonts w:ascii="Times New Roman" w:hAnsi="Times New Roman" w:cs="Times New Roman"/>
-          <w:sz w:val="28"/>
-          <w:szCs w:val="28"/>
-          <w:lang w:val="en-US"/>
-        </w:rPr>
-        <w:t>lab4.cpp</w:t>
-      </w:r>
-    </w:p>
-    <w:p>
-      <w:pPr>
-        <w:jc w:val="both"/>
-        <w:rPr>
-          <w:rFonts w:ascii="Times New Roman" w:hAnsi="Times New Roman" w:cs="Times New Roman"/>
-          <w:sz w:val="28"/>
-          <w:szCs w:val="28"/>
-          <w:lang w:val="en-US"/>
-        </w:rPr>
-      </w:pPr>
-    </w:p>
-    <w:p>
-      <w:pPr>
-        <w:jc w:val="both"/>
-        <w:rPr>
-          <w:rFonts w:ascii="Times New Roman" w:hAnsi="Times New Roman" w:cs="Times New Roman"/>
-          <w:sz w:val="28"/>
-          <w:szCs w:val="28"/>
-          <w:lang w:val="en-US"/>
-        </w:rPr>
-      </w:pPr>
-    </w:p>
-    <w:p>
-      <w:pPr>
-        <w:jc w:val="both"/>
-        <w:rPr>
-          <w:rFonts w:ascii="Times New Roman" w:hAnsi="Times New Roman" w:cs="Times New Roman"/>
-          <w:sz w:val="28"/>
-          <w:szCs w:val="28"/>
-          <w:lang w:val="en-US"/>
-        </w:rPr>
-      </w:pPr>
-    </w:p>
-    <w:p>
-      <w:pPr>
-        <w:jc w:val="both"/>
-        <w:rPr>
-          <w:rFonts w:ascii="Times New Roman" w:hAnsi="Times New Roman" w:cs="Times New Roman"/>
-          <w:sz w:val="28"/>
-          <w:szCs w:val="28"/>
-          <w:lang w:val="en-US"/>
-        </w:rPr>
-      </w:pPr>
-    </w:p>
-    <w:p>
-      <w:pPr>
-        <w:jc w:val="both"/>
-        <w:rPr>
-          <w:rFonts w:ascii="Times New Roman" w:hAnsi="Times New Roman" w:cs="Times New Roman"/>
-          <w:sz w:val="28"/>
-          <w:szCs w:val="28"/>
-          <w:lang w:val="en-US"/>
-        </w:rPr>
-      </w:pPr>
-    </w:p>
-    <w:p>
-      <w:pPr>
-        <w:jc w:val="both"/>
-        <w:rPr>
-          <w:rFonts w:ascii="Times New Roman" w:hAnsi="Times New Roman" w:cs="Times New Roman"/>
-          <w:sz w:val="28"/>
-          <w:szCs w:val="28"/>
-          <w:lang w:val="en-US"/>
-        </w:rPr>
-      </w:pPr>
-    </w:p>
-    <w:p>
-      <w:pPr>
-        <w:jc w:val="both"/>
-        <w:rPr>
-          <w:rFonts w:ascii="Times New Roman" w:hAnsi="Times New Roman" w:cs="Times New Roman"/>
-          <w:sz w:val="28"/>
-          <w:szCs w:val="28"/>
-          <w:lang w:val="en-US"/>
-        </w:rPr>
-      </w:pPr>
-    </w:p>
-    <w:p>
-      <w:pPr>
-        <w:jc w:val="both"/>
-        <w:rPr>
-          <w:rFonts w:ascii="Times New Roman" w:hAnsi="Times New Roman" w:cs="Times New Roman"/>
-          <w:sz w:val="28"/>
-          <w:szCs w:val="28"/>
-          <w:lang w:val="en-US"/>
-        </w:rPr>
-      </w:pPr>
-    </w:p>
-    <w:p>
-      <w:pPr>
-        <w:jc w:val="both"/>
-        <w:rPr>
-          <w:rFonts w:ascii="Times New Roman" w:hAnsi="Times New Roman" w:cs="Times New Roman"/>
-          <w:sz w:val="28"/>
-          <w:szCs w:val="28"/>
-          <w:lang w:val="en-US"/>
-        </w:rPr>
-      </w:pPr>
-    </w:p>
-    <w:p>
-      <w:pPr>
-        <w:jc w:val="both"/>
-        <w:rPr>
-          <w:rFonts w:ascii="Times New Roman" w:hAnsi="Times New Roman" w:cs="Times New Roman"/>
-          <w:sz w:val="28"/>
-          <w:szCs w:val="28"/>
-          <w:lang w:val="en-US"/>
-        </w:rPr>
-      </w:pPr>
-    </w:p>
-    <w:p>
-      <w:pPr>
-        <w:jc w:val="both"/>
-        <w:rPr>
-          <w:rFonts w:ascii="Times New Roman" w:hAnsi="Times New Roman" w:cs="Times New Roman"/>
-          <w:sz w:val="28"/>
-          <w:szCs w:val="28"/>
-        </w:rPr>
-      </w:pPr>
-      <w:r>
-        <w:rPr>
-          <w:rFonts w:ascii="Times New Roman" w:hAnsi="Times New Roman" w:cs="Times New Roman"/>
+    </w:p>
+    <w:p>
+      <w:pPr>
+        <w:jc w:val="both"/>
+        <w:rPr>
+          <w:rFonts w:ascii="Times New Roman" w:hAnsi="Times New Roman" w:cs="Times New Roman"/>
+          <w:sz w:val="28"/>
+          <w:szCs w:val="28"/>
+        </w:rPr>
+      </w:pPr>
+    </w:p>
+    <w:p>
+      <w:pPr>
+        <w:jc w:val="both"/>
+        <w:rPr>
+          <w:rFonts w:ascii="Times New Roman" w:hAnsi="Times New Roman" w:cs="Times New Roman"/>
+          <w:sz w:val="28"/>
+          <w:szCs w:val="28"/>
+        </w:rPr>
+      </w:pPr>
+    </w:p>
+    <w:p>
+      <w:pPr>
+        <w:jc w:val="both"/>
+        <w:rPr>
+          <w:rFonts w:ascii="Times New Roman" w:hAnsi="Times New Roman" w:cs="Times New Roman"/>
+          <w:sz w:val="28"/>
+          <w:szCs w:val="28"/>
+        </w:rPr>
+      </w:pPr>
+    </w:p>
+    <w:p>
+      <w:pPr>
+        <w:jc w:val="both"/>
+        <w:rPr>
+          <w:rFonts w:ascii="Times New Roman" w:hAnsi="Times New Roman" w:cs="Times New Roman"/>
+          <w:sz w:val="28"/>
+          <w:szCs w:val="28"/>
+        </w:rPr>
+      </w:pPr>
+    </w:p>
+    <w:p>
+      <w:pPr>
+        <w:jc w:val="both"/>
+        <w:rPr>
+          <w:rFonts w:ascii="Times New Roman" w:hAnsi="Times New Roman" w:cs="Times New Roman"/>
+          <w:sz w:val="28"/>
+          <w:szCs w:val="28"/>
+        </w:rPr>
+      </w:pPr>
+    </w:p>
+    <w:p>
+      <w:pPr>
+        <w:jc w:val="both"/>
+        <w:rPr>
+          <w:rFonts w:ascii="Times New Roman" w:hAnsi="Times New Roman" w:cs="Times New Roman"/>
+          <w:sz w:val="28"/>
+          <w:szCs w:val="28"/>
+        </w:rPr>
+      </w:pPr>
+    </w:p>
+    <w:p>
+      <w:pPr>
+        <w:jc w:val="both"/>
+        <w:rPr>
+          <w:rFonts w:ascii="Times New Roman" w:hAnsi="Times New Roman" w:cs="Times New Roman"/>
+          <w:sz w:val="28"/>
+          <w:szCs w:val="28"/>
+        </w:rPr>
+      </w:pPr>
+    </w:p>
+    <w:p>
+      <w:pPr>
+        <w:jc w:val="both"/>
+        <w:rPr>
+          <w:rFonts w:ascii="Times New Roman" w:hAnsi="Times New Roman" w:cs="Times New Roman"/>
+          <w:sz w:val="28"/>
+          <w:szCs w:val="28"/>
+        </w:rPr>
+      </w:pPr>
+    </w:p>
+    <w:p>
+      <w:pPr>
+        <w:jc w:val="both"/>
+        <w:rPr>
+          <w:rFonts w:ascii="Times New Roman" w:hAnsi="Times New Roman" w:cs="Times New Roman"/>
+          <w:sz w:val="28"/>
+          <w:szCs w:val="28"/>
+        </w:rPr>
+      </w:pPr>
+    </w:p>
+    <w:p>
+      <w:pPr>
+        <w:jc w:val="both"/>
+        <w:rPr>
+          <w:rFonts w:ascii="Times New Roman" w:hAnsi="Times New Roman" w:cs="Times New Roman"/>
+          <w:sz w:val="28"/>
+          <w:szCs w:val="28"/>
+        </w:rPr>
+      </w:pPr>
+      <w:r>
+        <w:rPr>
+          <w:rFonts w:ascii="Times New Roman" w:hAnsi="Times New Roman" w:cs="Times New Roman"/>
+          <w:sz w:val="28"/>
+          <w:szCs w:val="28"/>
+        </w:rPr>
+        <w:t>3.Зафиксировал изменения и отправил их на главную ветку</w:t>
+      </w:r>
+    </w:p>
+    <w:p>
+      <w:pPr>
+        <w:jc w:val="both"/>
+        <w:rPr>
+          <w:rFonts w:ascii="Times New Roman" w:hAnsi="Times New Roman" w:cs="Times New Roman"/>
+          <w:sz w:val="28"/>
+          <w:szCs w:val="28"/>
+        </w:rPr>
+      </w:pPr>
+      <w:r>
+        <w:rPr>
+          <w:rFonts w:ascii="Times New Roman" w:hAnsi="Times New Roman" w:cs="Times New Roman"/>
+          <w:noProof/>
           <w:sz w:val="28"/>
           <w:szCs w:val="28"/>
         </w:rPr>
         <w:lastRenderedPageBreak/>
-        <w:t>3.Зафиксировал изменения и отправил их на главную ветку</w:t>
-      </w:r>
-    </w:p>
-    <w:p>
-      <w:pPr>
-        <w:jc w:val="both"/>
-        <w:rPr>
-          <w:rFonts w:ascii="Times New Roman" w:hAnsi="Times New Roman" w:cs="Times New Roman"/>
-          <w:sz w:val="28"/>
-          <w:szCs w:val="28"/>
-        </w:rPr>
-      </w:pPr>
-      <w:r>
-        <w:rPr>
-          <w:rFonts w:ascii="Times New Roman" w:hAnsi="Times New Roman" w:cs="Times New Roman"/>
-          <w:sz w:val="28"/>
-          <w:szCs w:val="28"/>
-        </w:rPr>
         <w:drawing>
           <wp:inline distT="0" distB="0" distL="0" distR="0" wp14:anchorId="2D6171D1" wp14:editId="48783B8B">
             <wp:extent cx="5940425" cy="4057015"/>
@@ -789,7 +1317,7 @@
                     <pic:cNvPicPr/>
                   </pic:nvPicPr>
                   <pic:blipFill>
-                    <a:blip r:embed="rId6"/>
+                    <a:blip r:embed="rId11"/>
                     <a:stretch>
                       <a:fillRect/>
                     </a:stretch>
@@ -819,6 +1347,48 @@
           <w:szCs w:val="28"/>
         </w:rPr>
       </w:pPr>
+      <w:r>
+        <w:rPr>
+          <w:rFonts w:ascii="Times New Roman" w:hAnsi="Times New Roman" w:cs="Times New Roman"/>
+          <w:sz w:val="28"/>
+          <w:szCs w:val="28"/>
+        </w:rPr>
+        <w:drawing>
+          <wp:inline distT="0" distB="0" distL="0" distR="0" wp14:anchorId="3A74B3FE" wp14:editId="582416B7">
+            <wp:extent cx="5940425" cy="1268095"/>
+            <wp:effectExtent l="0" t="0" r="3175" b="8255"/>
+            <wp:docPr id="11" name="Рисунок 11"/>
+            <wp:cNvGraphicFramePr>
+              <a:graphicFrameLocks xmlns:a="http://schemas.openxmlformats.org/drawingml/2006/main" noChangeAspect="1"/>
+            </wp:cNvGraphicFramePr>
+            <a:graphic xmlns:a="http://schemas.openxmlformats.org/drawingml/2006/main">
+              <a:graphicData uri="http://schemas.openxmlformats.org/drawingml/2006/picture">
+                <pic:pic xmlns:pic="http://schemas.openxmlformats.org/drawingml/2006/picture">
+                  <pic:nvPicPr>
+                    <pic:cNvPr id="1" name=""/>
+                    <pic:cNvPicPr/>
+                  </pic:nvPicPr>
+                  <pic:blipFill>
+                    <a:blip r:embed="rId12"/>
+                    <a:stretch>
+                      <a:fillRect/>
+                    </a:stretch>
+                  </pic:blipFill>
+                  <pic:spPr>
+                    <a:xfrm>
+                      <a:off x="0" y="0"/>
+                      <a:ext cx="5940425" cy="1268095"/>
+                    </a:xfrm>
+                    <a:prstGeom prst="rect">
+                      <a:avLst/>
+                    </a:prstGeom>
+                  </pic:spPr>
+                </pic:pic>
+              </a:graphicData>
+            </a:graphic>
+          </wp:inline>
+        </w:drawing>
+      </w:r>
     </w:p>
     <w:p>
       <w:pPr>
@@ -847,6 +1417,7 @@
           <w:rFonts w:ascii="Times New Roman" w:hAnsi="Times New Roman" w:cs="Times New Roman"/>
           <w:sz w:val="28"/>
           <w:szCs w:val="28"/>
+          <w:lang w:val="en-US"/>
         </w:rPr>
       </w:pPr>
       <w:r>
@@ -865,19 +1436,37 @@
         </w:rPr>
         <w:t>создана ветка Lysov. В файле lab4.cpp переменная int a переименована в int a1.</w:t>
       </w:r>
-    </w:p>
-    <w:p>
-      <w:pPr>
-        <w:jc w:val="both"/>
-        <w:rPr>
-          <w:rFonts w:ascii="Times New Roman" w:hAnsi="Times New Roman" w:cs="Times New Roman"/>
-          <w:sz w:val="28"/>
-          <w:szCs w:val="28"/>
-        </w:rPr>
-      </w:pPr>
-      <w:r>
-        <w:rPr>
-          <w:rFonts w:ascii="Times New Roman" w:hAnsi="Times New Roman" w:cs="Times New Roman"/>
+      <w:r>
+        <w:rPr>
+          <w:rFonts w:ascii="Times New Roman" w:hAnsi="Times New Roman" w:cs="Times New Roman"/>
+          <w:sz w:val="28"/>
+          <w:szCs w:val="28"/>
+        </w:rPr>
+        <w:t xml:space="preserve"> Изменения зафиксированы и отправлены на </w:t>
+      </w:r>
+      <w:r>
+        <w:rPr>
+          <w:rFonts w:ascii="Times New Roman" w:hAnsi="Times New Roman" w:cs="Times New Roman"/>
+          <w:sz w:val="28"/>
+          <w:szCs w:val="28"/>
+          <w:lang w:val="en-US"/>
+        </w:rPr>
+        <w:t>github.</w:t>
+      </w:r>
+    </w:p>
+    <w:p>
+      <w:pPr>
+        <w:jc w:val="both"/>
+        <w:rPr>
+          <w:rFonts w:ascii="Times New Roman" w:hAnsi="Times New Roman" w:cs="Times New Roman"/>
+          <w:sz w:val="28"/>
+          <w:szCs w:val="28"/>
+        </w:rPr>
+      </w:pPr>
+      <w:r>
+        <w:rPr>
+          <w:rFonts w:ascii="Times New Roman" w:hAnsi="Times New Roman" w:cs="Times New Roman"/>
+          <w:noProof/>
           <w:sz w:val="28"/>
           <w:szCs w:val="28"/>
         </w:rPr>
@@ -897,7 +1486,7 @@
                     <pic:cNvPicPr/>
                   </pic:nvPicPr>
                   <pic:blipFill>
-                    <a:blip r:embed="rId7"/>
+                    <a:blip r:embed="rId13"/>
                     <a:stretch>
                       <a:fillRect/>
                     </a:stretch>
@@ -937,36 +1526,942 @@
           <w:szCs w:val="28"/>
         </w:rPr>
       </w:pPr>
-    </w:p>
-    <w:p>
-      <w:pPr>
-        <w:jc w:val="both"/>
-        <w:rPr>
-          <w:rFonts w:ascii="Times New Roman" w:hAnsi="Times New Roman" w:cs="Times New Roman"/>
-          <w:sz w:val="28"/>
-          <w:szCs w:val="28"/>
-        </w:rPr>
-      </w:pPr>
-    </w:p>
-    <w:p>
-      <w:pPr>
-        <w:jc w:val="both"/>
-        <w:rPr>
-          <w:rFonts w:ascii="Times New Roman" w:hAnsi="Times New Roman" w:cs="Times New Roman"/>
-          <w:sz w:val="28"/>
-          <w:szCs w:val="28"/>
-        </w:rPr>
-      </w:pPr>
-    </w:p>
-    <w:p>
-      <w:pPr>
-        <w:jc w:val="both"/>
-        <w:rPr>
-          <w:rFonts w:ascii="Times New Roman" w:hAnsi="Times New Roman" w:cs="Times New Roman"/>
-          <w:sz w:val="28"/>
-          <w:szCs w:val="28"/>
-        </w:rPr>
-      </w:pPr>
+      <w:r>
+        <w:rPr>
+          <w:rFonts w:ascii="Times New Roman" w:hAnsi="Times New Roman" w:cs="Times New Roman"/>
+          <w:sz w:val="28"/>
+          <w:szCs w:val="28"/>
+        </w:rPr>
+        <w:lastRenderedPageBreak/>
+        <w:drawing>
+          <wp:inline distT="0" distB="0" distL="0" distR="0" wp14:anchorId="6551225D" wp14:editId="74A030CF">
+            <wp:extent cx="4887007" cy="3496163"/>
+            <wp:effectExtent l="0" t="0" r="8890" b="9525"/>
+            <wp:docPr id="12" name="Рисунок 12"/>
+            <wp:cNvGraphicFramePr>
+              <a:graphicFrameLocks xmlns:a="http://schemas.openxmlformats.org/drawingml/2006/main" noChangeAspect="1"/>
+            </wp:cNvGraphicFramePr>
+            <a:graphic xmlns:a="http://schemas.openxmlformats.org/drawingml/2006/main">
+              <a:graphicData uri="http://schemas.openxmlformats.org/drawingml/2006/picture">
+                <pic:pic xmlns:pic="http://schemas.openxmlformats.org/drawingml/2006/picture">
+                  <pic:nvPicPr>
+                    <pic:cNvPr id="1" name=""/>
+                    <pic:cNvPicPr/>
+                  </pic:nvPicPr>
+                  <pic:blipFill>
+                    <a:blip r:embed="rId14"/>
+                    <a:stretch>
+                      <a:fillRect/>
+                    </a:stretch>
+                  </pic:blipFill>
+                  <pic:spPr>
+                    <a:xfrm>
+                      <a:off x="0" y="0"/>
+                      <a:ext cx="4887007" cy="3496163"/>
+                    </a:xfrm>
+                    <a:prstGeom prst="rect">
+                      <a:avLst/>
+                    </a:prstGeom>
+                  </pic:spPr>
+                </pic:pic>
+              </a:graphicData>
+            </a:graphic>
+          </wp:inline>
+        </w:drawing>
+      </w:r>
+    </w:p>
+    <w:p>
+      <w:pPr>
+        <w:jc w:val="both"/>
+        <w:rPr>
+          <w:rFonts w:ascii="Times New Roman" w:hAnsi="Times New Roman" w:cs="Times New Roman"/>
+          <w:sz w:val="28"/>
+          <w:szCs w:val="28"/>
+        </w:rPr>
+      </w:pPr>
+    </w:p>
+    <w:p>
+      <w:pPr>
+        <w:jc w:val="both"/>
+        <w:rPr>
+          <w:rFonts w:ascii="Times New Roman" w:hAnsi="Times New Roman" w:cs="Times New Roman"/>
+          <w:sz w:val="28"/>
+          <w:szCs w:val="28"/>
+        </w:rPr>
+      </w:pPr>
+      <w:r>
+        <w:rPr>
+          <w:rFonts w:ascii="Times New Roman" w:hAnsi="Times New Roman" w:cs="Times New Roman"/>
+          <w:b/>
+          <w:bCs/>
+          <w:sz w:val="28"/>
+          <w:szCs w:val="28"/>
+          <w:u w:val="single"/>
+        </w:rPr>
+        <w:t>Для студента 2,3</w:t>
+      </w:r>
+    </w:p>
+    <w:p>
+      <w:pPr>
+        <w:jc w:val="both"/>
+        <w:rPr>
+          <w:rFonts w:ascii="Times New Roman" w:hAnsi="Times New Roman" w:cs="Times New Roman"/>
+          <w:sz w:val="28"/>
+          <w:szCs w:val="28"/>
+          <w:lang w:val="en-US"/>
+        </w:rPr>
+      </w:pPr>
+      <w:r>
+        <w:rPr>
+          <w:rFonts w:ascii="Times New Roman" w:hAnsi="Times New Roman" w:cs="Times New Roman"/>
+          <w:sz w:val="28"/>
+          <w:szCs w:val="28"/>
+        </w:rPr>
+        <w:t>Клонировал репозиторий и создал новую ветку</w:t>
+      </w:r>
+    </w:p>
+    <w:p>
+      <w:pPr>
+        <w:jc w:val="both"/>
+        <w:rPr>
+          <w:rFonts w:ascii="Times New Roman" w:hAnsi="Times New Roman" w:cs="Times New Roman"/>
+          <w:sz w:val="28"/>
+          <w:szCs w:val="28"/>
+        </w:rPr>
+      </w:pPr>
+      <w:r>
+        <w:rPr>
+          <w:rFonts w:ascii="Times New Roman" w:hAnsi="Times New Roman" w:cs="Times New Roman"/>
+          <w:sz w:val="28"/>
+          <w:szCs w:val="28"/>
+        </w:rPr>
+        <w:t>Студент2</w:t>
+      </w:r>
+    </w:p>
+    <w:p>
+      <w:pPr>
+        <w:jc w:val="both"/>
+        <w:rPr>
+          <w:rFonts w:ascii="Times New Roman" w:hAnsi="Times New Roman" w:cs="Times New Roman"/>
+          <w:sz w:val="28"/>
+          <w:szCs w:val="28"/>
+          <w:lang w:val="en-US"/>
+        </w:rPr>
+      </w:pPr>
+      <w:r>
+        <w:rPr>
+          <w:rFonts w:ascii="Times New Roman" w:hAnsi="Times New Roman" w:cs="Times New Roman"/>
+          <w:sz w:val="28"/>
+          <w:szCs w:val="28"/>
+        </w:rPr>
+        <w:t>-</w:t>
+      </w:r>
+      <w:r>
+        <w:rPr>
+          <w:rFonts w:ascii="Times New Roman" w:hAnsi="Times New Roman" w:cs="Times New Roman"/>
+          <w:sz w:val="28"/>
+          <w:szCs w:val="28"/>
+        </w:rPr>
+        <w:t>Инициилизировал репозиторий и скачал файлы</w:t>
+      </w:r>
+    </w:p>
+    <w:p>
+      <w:pPr>
+        <w:jc w:val="both"/>
+        <w:rPr>
+          <w:rFonts w:ascii="Times New Roman" w:hAnsi="Times New Roman" w:cs="Times New Roman"/>
+          <w:sz w:val="28"/>
+          <w:szCs w:val="28"/>
+          <w:lang w:val="en-US"/>
+        </w:rPr>
+      </w:pPr>
+      <w:r>
+        <w:rPr>
+          <w:rFonts w:ascii="Times New Roman" w:hAnsi="Times New Roman" w:cs="Times New Roman"/>
+          <w:noProof/>
+          <w:sz w:val="28"/>
+          <w:szCs w:val="28"/>
+        </w:rPr>
+        <w:drawing>
+          <wp:inline distT="0" distB="0" distL="0" distR="0" wp14:anchorId="1468CF9E" wp14:editId="13F1A650">
+            <wp:extent cx="5306165" cy="3677163"/>
+            <wp:effectExtent l="0" t="0" r="8890" b="0"/>
+            <wp:docPr id="13" name="Рисунок 13"/>
+            <wp:cNvGraphicFramePr>
+              <a:graphicFrameLocks xmlns:a="http://schemas.openxmlformats.org/drawingml/2006/main" noChangeAspect="1"/>
+            </wp:cNvGraphicFramePr>
+            <a:graphic xmlns:a="http://schemas.openxmlformats.org/drawingml/2006/main">
+              <a:graphicData uri="http://schemas.openxmlformats.org/drawingml/2006/picture">
+                <pic:pic xmlns:pic="http://schemas.openxmlformats.org/drawingml/2006/picture">
+                  <pic:nvPicPr>
+                    <pic:cNvPr id="1" name=""/>
+                    <pic:cNvPicPr/>
+                  </pic:nvPicPr>
+                  <pic:blipFill>
+                    <a:blip r:embed="rId15"/>
+                    <a:stretch>
+                      <a:fillRect/>
+                    </a:stretch>
+                  </pic:blipFill>
+                  <pic:spPr>
+                    <a:xfrm>
+                      <a:off x="0" y="0"/>
+                      <a:ext cx="5306165" cy="3677163"/>
+                    </a:xfrm>
+                    <a:prstGeom prst="rect">
+                      <a:avLst/>
+                    </a:prstGeom>
+                  </pic:spPr>
+                </pic:pic>
+              </a:graphicData>
+            </a:graphic>
+          </wp:inline>
+        </w:drawing>
+      </w:r>
+    </w:p>
+    <w:p>
+      <w:pPr>
+        <w:jc w:val="both"/>
+        <w:rPr>
+          <w:rFonts w:ascii="Times New Roman" w:hAnsi="Times New Roman" w:cs="Times New Roman"/>
+          <w:sz w:val="28"/>
+          <w:szCs w:val="28"/>
+        </w:rPr>
+      </w:pPr>
+    </w:p>
+    <w:p>
+      <w:pPr>
+        <w:jc w:val="both"/>
+        <w:rPr>
+          <w:rFonts w:ascii="Times New Roman" w:hAnsi="Times New Roman" w:cs="Times New Roman"/>
+          <w:sz w:val="28"/>
+          <w:szCs w:val="28"/>
+        </w:rPr>
+      </w:pPr>
+    </w:p>
+    <w:p>
+      <w:pPr>
+        <w:jc w:val="both"/>
+        <w:rPr>
+          <w:rFonts w:ascii="Times New Roman" w:hAnsi="Times New Roman" w:cs="Times New Roman"/>
+          <w:sz w:val="28"/>
+          <w:szCs w:val="28"/>
+          <w:lang w:val="en-US"/>
+        </w:rPr>
+      </w:pPr>
+      <w:r>
+        <w:rPr>
+          <w:rFonts w:ascii="Times New Roman" w:hAnsi="Times New Roman" w:cs="Times New Roman"/>
+          <w:sz w:val="28"/>
+          <w:szCs w:val="28"/>
+        </w:rPr>
+        <w:t xml:space="preserve">- </w:t>
+      </w:r>
+      <w:r>
+        <w:rPr>
+          <w:rFonts w:ascii="Times New Roman" w:hAnsi="Times New Roman" w:cs="Times New Roman"/>
+          <w:sz w:val="28"/>
+          <w:szCs w:val="28"/>
+          <w:lang w:val="en-US"/>
+        </w:rPr>
+        <w:t>C</w:t>
+      </w:r>
+      <w:r>
+        <w:rPr>
+          <w:rFonts w:ascii="Times New Roman" w:hAnsi="Times New Roman" w:cs="Times New Roman"/>
+          <w:sz w:val="28"/>
+          <w:szCs w:val="28"/>
+        </w:rPr>
+        <w:t xml:space="preserve">клонирован репозиторий FinalWork. Создана ветка </w:t>
+      </w:r>
+      <w:r>
+        <w:rPr>
+          <w:rFonts w:ascii="Times New Roman" w:hAnsi="Times New Roman" w:cs="Times New Roman"/>
+          <w:sz w:val="28"/>
+          <w:szCs w:val="28"/>
+          <w:lang w:val="en-US"/>
+        </w:rPr>
+        <w:t>Maxotin</w:t>
+      </w:r>
+      <w:r>
+        <w:rPr>
+          <w:rFonts w:ascii="Times New Roman" w:hAnsi="Times New Roman" w:cs="Times New Roman"/>
+          <w:sz w:val="28"/>
+          <w:szCs w:val="28"/>
+        </w:rPr>
+        <w:t>. В файле lab4.cpp объявления переменных разнесены по отдельным строкам, добавлены комментарии.</w:t>
+      </w:r>
+    </w:p>
+    <w:p>
+      <w:pPr>
+        <w:jc w:val="both"/>
+        <w:rPr>
+          <w:rFonts w:ascii="Times New Roman" w:hAnsi="Times New Roman" w:cs="Times New Roman"/>
+          <w:sz w:val="28"/>
+          <w:szCs w:val="28"/>
+          <w:lang w:val="en-US"/>
+        </w:rPr>
+      </w:pPr>
+      <w:r>
+        <w:rPr>
+          <w:rFonts w:ascii="Times New Roman" w:hAnsi="Times New Roman" w:cs="Times New Roman"/>
+          <w:noProof/>
+          <w:sz w:val="28"/>
+          <w:szCs w:val="28"/>
+          <w:lang w:val="en-US"/>
+        </w:rPr>
+        <w:drawing>
+          <wp:inline distT="0" distB="0" distL="0" distR="0" wp14:anchorId="2769BCD6" wp14:editId="4E06A94A">
+            <wp:extent cx="5940425" cy="2977515"/>
+            <wp:effectExtent l="0" t="0" r="3175" b="0"/>
+            <wp:docPr id="14" name="Рисунок 14"/>
+            <wp:cNvGraphicFramePr>
+              <a:graphicFrameLocks xmlns:a="http://schemas.openxmlformats.org/drawingml/2006/main" noChangeAspect="1"/>
+            </wp:cNvGraphicFramePr>
+            <a:graphic xmlns:a="http://schemas.openxmlformats.org/drawingml/2006/main">
+              <a:graphicData uri="http://schemas.openxmlformats.org/drawingml/2006/picture">
+                <pic:pic xmlns:pic="http://schemas.openxmlformats.org/drawingml/2006/picture">
+                  <pic:nvPicPr>
+                    <pic:cNvPr id="1" name=""/>
+                    <pic:cNvPicPr/>
+                  </pic:nvPicPr>
+                  <pic:blipFill>
+                    <a:blip r:embed="rId16"/>
+                    <a:stretch>
+                      <a:fillRect/>
+                    </a:stretch>
+                  </pic:blipFill>
+                  <pic:spPr>
+                    <a:xfrm>
+                      <a:off x="0" y="0"/>
+                      <a:ext cx="5940425" cy="2977515"/>
+                    </a:xfrm>
+                    <a:prstGeom prst="rect">
+                      <a:avLst/>
+                    </a:prstGeom>
+                  </pic:spPr>
+                </pic:pic>
+              </a:graphicData>
+            </a:graphic>
+          </wp:inline>
+        </w:drawing>
+      </w:r>
+    </w:p>
+    <w:p>
+      <w:pPr>
+        <w:jc w:val="both"/>
+        <w:rPr>
+          <w:rFonts w:ascii="Times New Roman" w:hAnsi="Times New Roman" w:cs="Times New Roman"/>
+          <w:sz w:val="28"/>
+          <w:szCs w:val="28"/>
+          <w:lang w:val="en-US"/>
+        </w:rPr>
+      </w:pPr>
+      <w:r>
+        <w:rPr>
+          <w:rFonts w:ascii="Times New Roman" w:hAnsi="Times New Roman" w:cs="Times New Roman"/>
+          <w:sz w:val="28"/>
+          <w:szCs w:val="28"/>
+        </w:rPr>
+        <w:t>-</w:t>
+      </w:r>
+      <w:r>
+        <w:rPr>
+          <w:rFonts w:ascii="Times New Roman" w:hAnsi="Times New Roman" w:cs="Times New Roman"/>
+          <w:sz w:val="28"/>
+          <w:szCs w:val="28"/>
+        </w:rPr>
+        <w:t xml:space="preserve">Внесенные изменения были отправлены на </w:t>
+      </w:r>
+      <w:r>
+        <w:rPr>
+          <w:rFonts w:ascii="Times New Roman" w:hAnsi="Times New Roman" w:cs="Times New Roman"/>
+          <w:sz w:val="28"/>
+          <w:szCs w:val="28"/>
+          <w:lang w:val="en-US"/>
+        </w:rPr>
+        <w:t>github</w:t>
+      </w:r>
+    </w:p>
+    <w:p>
+      <w:pPr>
+        <w:jc w:val="both"/>
+        <w:rPr>
+          <w:rFonts w:ascii="Times New Roman" w:hAnsi="Times New Roman" w:cs="Times New Roman"/>
+          <w:sz w:val="28"/>
+          <w:szCs w:val="28"/>
+        </w:rPr>
+      </w:pPr>
+      <w:r>
+        <w:rPr>
+          <w:rFonts w:ascii="Times New Roman" w:hAnsi="Times New Roman" w:cs="Times New Roman"/>
+          <w:sz w:val="28"/>
+          <w:szCs w:val="28"/>
+        </w:rPr>
+        <w:drawing>
+          <wp:inline distT="0" distB="0" distL="0" distR="0" wp14:anchorId="78448BB1" wp14:editId="46BC146A">
+            <wp:extent cx="5940425" cy="4632325"/>
+            <wp:effectExtent l="0" t="0" r="3175" b="0"/>
+            <wp:docPr id="15" name="Рисунок 15"/>
+            <wp:cNvGraphicFramePr>
+              <a:graphicFrameLocks xmlns:a="http://schemas.openxmlformats.org/drawingml/2006/main" noChangeAspect="1"/>
+            </wp:cNvGraphicFramePr>
+            <a:graphic xmlns:a="http://schemas.openxmlformats.org/drawingml/2006/main">
+              <a:graphicData uri="http://schemas.openxmlformats.org/drawingml/2006/picture">
+                <pic:pic xmlns:pic="http://schemas.openxmlformats.org/drawingml/2006/picture">
+                  <pic:nvPicPr>
+                    <pic:cNvPr id="1" name=""/>
+                    <pic:cNvPicPr/>
+                  </pic:nvPicPr>
+                  <pic:blipFill>
+                    <a:blip r:embed="rId17"/>
+                    <a:stretch>
+                      <a:fillRect/>
+                    </a:stretch>
+                  </pic:blipFill>
+                  <pic:spPr>
+                    <a:xfrm>
+                      <a:off x="0" y="0"/>
+                      <a:ext cx="5940425" cy="4632325"/>
+                    </a:xfrm>
+                    <a:prstGeom prst="rect">
+                      <a:avLst/>
+                    </a:prstGeom>
+                  </pic:spPr>
+                </pic:pic>
+              </a:graphicData>
+            </a:graphic>
+          </wp:inline>
+        </w:drawing>
+      </w:r>
+    </w:p>
+    <w:p>
+      <w:pPr>
+        <w:jc w:val="both"/>
+        <w:rPr>
+          <w:rFonts w:ascii="Times New Roman" w:hAnsi="Times New Roman" w:cs="Times New Roman"/>
+          <w:sz w:val="28"/>
+          <w:szCs w:val="28"/>
+        </w:rPr>
+      </w:pPr>
+      <w:r>
+        <w:rPr>
+          <w:rFonts w:ascii="Times New Roman" w:hAnsi="Times New Roman" w:cs="Times New Roman"/>
+          <w:sz w:val="28"/>
+          <w:szCs w:val="28"/>
+        </w:rPr>
+        <w:lastRenderedPageBreak/>
+        <w:t>Студент 3</w:t>
+      </w:r>
+    </w:p>
+    <w:p>
+      <w:pPr>
+        <w:jc w:val="both"/>
+        <w:rPr>
+          <w:rFonts w:ascii="Times New Roman" w:hAnsi="Times New Roman" w:cs="Times New Roman"/>
+          <w:sz w:val="28"/>
+          <w:szCs w:val="28"/>
+        </w:rPr>
+      </w:pPr>
+      <w:r>
+        <w:rPr>
+          <w:rFonts w:ascii="Times New Roman" w:hAnsi="Times New Roman" w:cs="Times New Roman"/>
+          <w:sz w:val="28"/>
+          <w:szCs w:val="28"/>
+        </w:rPr>
+        <w:t>-</w:t>
+      </w:r>
+      <w:r>
+        <w:rPr>
+          <w:rFonts w:ascii="Times New Roman" w:hAnsi="Times New Roman" w:cs="Times New Roman"/>
+          <w:sz w:val="28"/>
+          <w:szCs w:val="28"/>
+        </w:rPr>
+        <w:t xml:space="preserve"> </w:t>
+      </w:r>
+      <w:r>
+        <w:rPr>
+          <w:rFonts w:ascii="Times New Roman" w:hAnsi="Times New Roman" w:cs="Times New Roman"/>
+          <w:sz w:val="28"/>
+          <w:szCs w:val="28"/>
+        </w:rPr>
+        <w:t xml:space="preserve">Инициилизировал репозиторий и скачал файлы, </w:t>
+      </w:r>
+      <w:r>
+        <w:rPr>
+          <w:rFonts w:ascii="Times New Roman" w:hAnsi="Times New Roman" w:cs="Times New Roman"/>
+          <w:sz w:val="28"/>
+          <w:szCs w:val="28"/>
+        </w:rPr>
+        <w:t>перешел на новую ветку</w:t>
+      </w:r>
+    </w:p>
+    <w:p>
+      <w:pPr>
+        <w:jc w:val="both"/>
+        <w:rPr>
+          <w:rFonts w:ascii="Times New Roman" w:hAnsi="Times New Roman" w:cs="Times New Roman"/>
+          <w:sz w:val="28"/>
+          <w:szCs w:val="28"/>
+        </w:rPr>
+      </w:pPr>
+      <w:r>
+        <w:rPr>
+          <w:rFonts w:ascii="Times New Roman" w:hAnsi="Times New Roman" w:cs="Times New Roman"/>
+          <w:noProof/>
+          <w:sz w:val="28"/>
+          <w:szCs w:val="28"/>
+        </w:rPr>
+        <w:drawing>
+          <wp:inline distT="0" distB="0" distL="0" distR="0" wp14:anchorId="0074BA11" wp14:editId="1912D194">
+            <wp:extent cx="5134692" cy="3724795"/>
+            <wp:effectExtent l="0" t="0" r="8890" b="9525"/>
+            <wp:docPr id="16" name="Рисунок 16"/>
+            <wp:cNvGraphicFramePr>
+              <a:graphicFrameLocks xmlns:a="http://schemas.openxmlformats.org/drawingml/2006/main" noChangeAspect="1"/>
+            </wp:cNvGraphicFramePr>
+            <a:graphic xmlns:a="http://schemas.openxmlformats.org/drawingml/2006/main">
+              <a:graphicData uri="http://schemas.openxmlformats.org/drawingml/2006/picture">
+                <pic:pic xmlns:pic="http://schemas.openxmlformats.org/drawingml/2006/picture">
+                  <pic:nvPicPr>
+                    <pic:cNvPr id="1" name=""/>
+                    <pic:cNvPicPr/>
+                  </pic:nvPicPr>
+                  <pic:blipFill>
+                    <a:blip r:embed="rId18"/>
+                    <a:stretch>
+                      <a:fillRect/>
+                    </a:stretch>
+                  </pic:blipFill>
+                  <pic:spPr>
+                    <a:xfrm>
+                      <a:off x="0" y="0"/>
+                      <a:ext cx="5134692" cy="3724795"/>
+                    </a:xfrm>
+                    <a:prstGeom prst="rect">
+                      <a:avLst/>
+                    </a:prstGeom>
+                  </pic:spPr>
+                </pic:pic>
+              </a:graphicData>
+            </a:graphic>
+          </wp:inline>
+        </w:drawing>
+      </w:r>
+    </w:p>
+    <w:p>
+      <w:pPr>
+        <w:jc w:val="both"/>
+        <w:rPr>
+          <w:rFonts w:ascii="Times New Roman" w:hAnsi="Times New Roman" w:cs="Times New Roman"/>
+          <w:sz w:val="28"/>
+          <w:szCs w:val="28"/>
+        </w:rPr>
+      </w:pPr>
+      <w:r>
+        <w:rPr>
+          <w:rFonts w:ascii="Times New Roman" w:hAnsi="Times New Roman" w:cs="Times New Roman"/>
+          <w:sz w:val="28"/>
+          <w:szCs w:val="28"/>
+        </w:rPr>
+        <w:t xml:space="preserve">-Были внесены изменения в файл </w:t>
+      </w:r>
+      <w:r>
+        <w:rPr>
+          <w:rFonts w:ascii="Times New Roman" w:hAnsi="Times New Roman" w:cs="Times New Roman"/>
+          <w:sz w:val="28"/>
+          <w:szCs w:val="28"/>
+          <w:lang w:val="en-US"/>
+        </w:rPr>
+        <w:t>lab</w:t>
+      </w:r>
+      <w:r>
+        <w:rPr>
+          <w:rFonts w:ascii="Times New Roman" w:hAnsi="Times New Roman" w:cs="Times New Roman"/>
+          <w:sz w:val="28"/>
+          <w:szCs w:val="28"/>
+        </w:rPr>
+        <w:t>4.</w:t>
+      </w:r>
+      <w:r>
+        <w:rPr>
+          <w:rFonts w:ascii="Times New Roman" w:hAnsi="Times New Roman" w:cs="Times New Roman"/>
+          <w:sz w:val="28"/>
+          <w:szCs w:val="28"/>
+          <w:lang w:val="en-US"/>
+        </w:rPr>
+        <w:t>cpp</w:t>
+      </w:r>
+      <w:r>
+        <w:rPr>
+          <w:rFonts w:ascii="Times New Roman" w:hAnsi="Times New Roman" w:cs="Times New Roman"/>
+          <w:sz w:val="28"/>
+          <w:szCs w:val="28"/>
+        </w:rPr>
+        <w:t xml:space="preserve"> (арифмитическое выражение)</w:t>
+      </w:r>
+    </w:p>
+    <w:p>
+      <w:pPr>
+        <w:jc w:val="both"/>
+        <w:rPr>
+          <w:rFonts w:ascii="Times New Roman" w:hAnsi="Times New Roman" w:cs="Times New Roman"/>
+          <w:sz w:val="28"/>
+          <w:szCs w:val="28"/>
+        </w:rPr>
+      </w:pPr>
+      <w:r>
+        <w:rPr>
+          <w:rFonts w:ascii="Times New Roman" w:hAnsi="Times New Roman" w:cs="Times New Roman"/>
+          <w:noProof/>
+          <w:sz w:val="28"/>
+          <w:szCs w:val="28"/>
+          <w:lang w:val="en-US"/>
+        </w:rPr>
+        <w:drawing>
+          <wp:inline distT="0" distB="0" distL="0" distR="0" wp14:anchorId="2F0EE2F7" wp14:editId="6CB2B91A">
+            <wp:extent cx="5940425" cy="2534920"/>
+            <wp:effectExtent l="0" t="0" r="3175" b="0"/>
+            <wp:docPr id="17" name="Рисунок 17"/>
+            <wp:cNvGraphicFramePr>
+              <a:graphicFrameLocks xmlns:a="http://schemas.openxmlformats.org/drawingml/2006/main" noChangeAspect="1"/>
+            </wp:cNvGraphicFramePr>
+            <a:graphic xmlns:a="http://schemas.openxmlformats.org/drawingml/2006/main">
+              <a:graphicData uri="http://schemas.openxmlformats.org/drawingml/2006/picture">
+                <pic:pic xmlns:pic="http://schemas.openxmlformats.org/drawingml/2006/picture">
+                  <pic:nvPicPr>
+                    <pic:cNvPr id="1" name=""/>
+                    <pic:cNvPicPr/>
+                  </pic:nvPicPr>
+                  <pic:blipFill>
+                    <a:blip r:embed="rId19"/>
+                    <a:stretch>
+                      <a:fillRect/>
+                    </a:stretch>
+                  </pic:blipFill>
+                  <pic:spPr>
+                    <a:xfrm>
+                      <a:off x="0" y="0"/>
+                      <a:ext cx="5940425" cy="2534920"/>
+                    </a:xfrm>
+                    <a:prstGeom prst="rect">
+                      <a:avLst/>
+                    </a:prstGeom>
+                  </pic:spPr>
+                </pic:pic>
+              </a:graphicData>
+            </a:graphic>
+          </wp:inline>
+        </w:drawing>
+      </w:r>
+    </w:p>
+    <w:p>
+      <w:pPr>
+        <w:jc w:val="both"/>
+        <w:rPr>
+          <w:rFonts w:ascii="Times New Roman" w:hAnsi="Times New Roman" w:cs="Times New Roman"/>
+          <w:sz w:val="28"/>
+          <w:szCs w:val="28"/>
+        </w:rPr>
+      </w:pPr>
+    </w:p>
+    <w:p>
+      <w:pPr>
+        <w:jc w:val="both"/>
+        <w:rPr>
+          <w:rFonts w:ascii="Times New Roman" w:hAnsi="Times New Roman" w:cs="Times New Roman"/>
+          <w:sz w:val="28"/>
+          <w:szCs w:val="28"/>
+        </w:rPr>
+      </w:pPr>
+      <w:r>
+        <w:rPr>
+          <w:rFonts w:ascii="Times New Roman" w:hAnsi="Times New Roman" w:cs="Times New Roman"/>
+          <w:sz w:val="28"/>
+          <w:szCs w:val="28"/>
+        </w:rPr>
+        <w:t>-</w:t>
+      </w:r>
+      <w:r>
+        <w:rPr>
+          <w:rFonts w:ascii="Times New Roman" w:hAnsi="Times New Roman" w:cs="Times New Roman"/>
+          <w:sz w:val="28"/>
+          <w:szCs w:val="28"/>
+        </w:rPr>
+        <w:t xml:space="preserve">Внесенные изменения были отправлены на </w:t>
+      </w:r>
+      <w:r>
+        <w:rPr>
+          <w:rFonts w:ascii="Times New Roman" w:hAnsi="Times New Roman" w:cs="Times New Roman"/>
+          <w:sz w:val="28"/>
+          <w:szCs w:val="28"/>
+          <w:lang w:val="en-US"/>
+        </w:rPr>
+        <w:t>github</w:t>
+      </w:r>
+    </w:p>
+    <w:p>
+      <w:pPr>
+        <w:jc w:val="both"/>
+        <w:rPr>
+          <w:rFonts w:ascii="Times New Roman" w:hAnsi="Times New Roman" w:cs="Times New Roman"/>
+          <w:sz w:val="28"/>
+          <w:szCs w:val="28"/>
+        </w:rPr>
+      </w:pPr>
+      <w:r>
+        <w:rPr>
+          <w:rFonts w:ascii="Times New Roman" w:hAnsi="Times New Roman" w:cs="Times New Roman"/>
+          <w:sz w:val="28"/>
+          <w:szCs w:val="28"/>
+        </w:rPr>
+        <w:lastRenderedPageBreak/>
+        <w:drawing>
+          <wp:inline distT="0" distB="0" distL="0" distR="0" wp14:anchorId="23AD568A" wp14:editId="37A29E38">
+            <wp:extent cx="5940425" cy="3774440"/>
+            <wp:effectExtent l="0" t="0" r="3175" b="0"/>
+            <wp:docPr id="18" name="Рисунок 18"/>
+            <wp:cNvGraphicFramePr>
+              <a:graphicFrameLocks xmlns:a="http://schemas.openxmlformats.org/drawingml/2006/main" noChangeAspect="1"/>
+            </wp:cNvGraphicFramePr>
+            <a:graphic xmlns:a="http://schemas.openxmlformats.org/drawingml/2006/main">
+              <a:graphicData uri="http://schemas.openxmlformats.org/drawingml/2006/picture">
+                <pic:pic xmlns:pic="http://schemas.openxmlformats.org/drawingml/2006/picture">
+                  <pic:nvPicPr>
+                    <pic:cNvPr id="1" name=""/>
+                    <pic:cNvPicPr/>
+                  </pic:nvPicPr>
+                  <pic:blipFill>
+                    <a:blip r:embed="rId20"/>
+                    <a:stretch>
+                      <a:fillRect/>
+                    </a:stretch>
+                  </pic:blipFill>
+                  <pic:spPr>
+                    <a:xfrm>
+                      <a:off x="0" y="0"/>
+                      <a:ext cx="5940425" cy="3774440"/>
+                    </a:xfrm>
+                    <a:prstGeom prst="rect">
+                      <a:avLst/>
+                    </a:prstGeom>
+                  </pic:spPr>
+                </pic:pic>
+              </a:graphicData>
+            </a:graphic>
+          </wp:inline>
+        </w:drawing>
+      </w:r>
+    </w:p>
+    <w:p>
+      <w:pPr>
+        <w:jc w:val="both"/>
+        <w:rPr>
+          <w:rFonts w:ascii="Times New Roman" w:hAnsi="Times New Roman" w:cs="Times New Roman"/>
+          <w:sz w:val="28"/>
+          <w:szCs w:val="28"/>
+        </w:rPr>
+      </w:pPr>
+    </w:p>
+    <w:p>
+      <w:pPr>
+        <w:jc w:val="both"/>
+        <w:rPr>
+          <w:rFonts w:ascii="Times New Roman" w:hAnsi="Times New Roman" w:cs="Times New Roman"/>
+          <w:sz w:val="28"/>
+          <w:szCs w:val="28"/>
+        </w:rPr>
+      </w:pPr>
+    </w:p>
+    <w:p>
+      <w:pPr>
+        <w:jc w:val="both"/>
+        <w:rPr>
+          <w:rFonts w:ascii="Times New Roman" w:hAnsi="Times New Roman" w:cs="Times New Roman"/>
+          <w:sz w:val="28"/>
+          <w:szCs w:val="28"/>
+        </w:rPr>
+      </w:pPr>
+    </w:p>
+    <w:p>
+      <w:pPr>
+        <w:jc w:val="both"/>
+        <w:rPr>
+          <w:rFonts w:ascii="Times New Roman" w:hAnsi="Times New Roman" w:cs="Times New Roman"/>
+          <w:sz w:val="28"/>
+          <w:szCs w:val="28"/>
+          <w:lang w:val="en-US"/>
+        </w:rPr>
+      </w:pPr>
+      <w:r>
+        <w:rPr>
+          <w:rFonts w:ascii="Times New Roman" w:hAnsi="Times New Roman" w:cs="Times New Roman"/>
+          <w:sz w:val="28"/>
+          <w:szCs w:val="28"/>
+        </w:rPr>
+        <w:t xml:space="preserve">Этап 3: </w:t>
+      </w:r>
+    </w:p>
+    <w:p>
+      <w:pPr>
+        <w:jc w:val="both"/>
+        <w:rPr>
+          <w:rFonts w:ascii="Times New Roman" w:hAnsi="Times New Roman" w:cs="Times New Roman"/>
+          <w:sz w:val="28"/>
+          <w:szCs w:val="28"/>
+        </w:rPr>
+      </w:pPr>
+      <w:r>
+        <w:rPr>
+          <w:rFonts w:ascii="Times New Roman" w:hAnsi="Times New Roman" w:cs="Times New Roman"/>
+          <w:sz w:val="28"/>
+          <w:szCs w:val="28"/>
+        </w:rPr>
+        <w:t xml:space="preserve">Студент №2 создал ветку </w:t>
+      </w:r>
+      <w:r>
+        <w:rPr>
+          <w:rFonts w:ascii="Times New Roman" w:hAnsi="Times New Roman" w:cs="Times New Roman"/>
+          <w:sz w:val="28"/>
+          <w:szCs w:val="28"/>
+          <w:lang w:val="en-US"/>
+        </w:rPr>
+        <w:t>Maxotin</w:t>
+      </w:r>
+      <w:r>
+        <w:rPr>
+          <w:rFonts w:ascii="Times New Roman" w:hAnsi="Times New Roman" w:cs="Times New Roman"/>
+          <w:sz w:val="28"/>
+          <w:szCs w:val="28"/>
+        </w:rPr>
+        <w:t xml:space="preserve">, разнёс объявления переменных по строкам, добавил комментарии. </w:t>
+      </w:r>
+    </w:p>
+    <w:p>
+      <w:pPr>
+        <w:jc w:val="both"/>
+        <w:rPr>
+          <w:rFonts w:ascii="Times New Roman" w:hAnsi="Times New Roman" w:cs="Times New Roman"/>
+          <w:sz w:val="28"/>
+          <w:szCs w:val="28"/>
+        </w:rPr>
+      </w:pPr>
+      <w:r>
+        <w:rPr>
+          <w:rFonts w:ascii="Times New Roman" w:hAnsi="Times New Roman" w:cs="Times New Roman"/>
+          <w:sz w:val="28"/>
+          <w:szCs w:val="28"/>
+        </w:rPr>
+        <w:t>Студент №3 создал ветку S</w:t>
+      </w:r>
+      <w:r>
+        <w:rPr>
+          <w:rFonts w:ascii="Times New Roman" w:hAnsi="Times New Roman" w:cs="Times New Roman"/>
+          <w:sz w:val="28"/>
+          <w:szCs w:val="28"/>
+          <w:lang w:val="en-US"/>
+        </w:rPr>
+        <w:t>tudent</w:t>
+      </w:r>
+      <w:r>
+        <w:rPr>
+          <w:rFonts w:ascii="Times New Roman" w:hAnsi="Times New Roman" w:cs="Times New Roman"/>
+          <w:sz w:val="28"/>
+          <w:szCs w:val="28"/>
+        </w:rPr>
+        <w:t>3</w:t>
+      </w:r>
+      <w:r>
+        <w:rPr>
+          <w:rFonts w:ascii="Times New Roman" w:hAnsi="Times New Roman" w:cs="Times New Roman"/>
+          <w:sz w:val="28"/>
+          <w:szCs w:val="28"/>
+        </w:rPr>
+        <w:t xml:space="preserve">, добавил проверку на положительность переменной, добавил комментарий к условию. </w:t>
+      </w:r>
+    </w:p>
+    <w:p>
+      <w:pPr>
+        <w:jc w:val="both"/>
+        <w:rPr>
+          <w:rFonts w:ascii="Times New Roman" w:hAnsi="Times New Roman" w:cs="Times New Roman"/>
+          <w:sz w:val="28"/>
+          <w:szCs w:val="28"/>
+        </w:rPr>
+      </w:pPr>
+      <w:r>
+        <w:rPr>
+          <w:rFonts w:ascii="Times New Roman" w:hAnsi="Times New Roman" w:cs="Times New Roman"/>
+          <w:sz w:val="28"/>
+          <w:szCs w:val="28"/>
+        </w:rPr>
+        <w:t xml:space="preserve">Ссылка на репозиторий: </w:t>
+      </w:r>
+      <w:hyperlink r:id="rId21" w:history="1">
+        <w:r>
+          <w:rPr>
+            <w:rStyle w:val="ac"/>
+            <w:rFonts w:ascii="Times New Roman" w:hAnsi="Times New Roman" w:cs="Times New Roman"/>
+            <w:sz w:val="28"/>
+            <w:szCs w:val="28"/>
+          </w:rPr>
+          <w:t>https://github.com/iSweenDyy/FinalWork</w:t>
+        </w:r>
+      </w:hyperlink>
+    </w:p>
+    <w:p>
+      <w:pPr>
+        <w:jc w:val="both"/>
+        <w:rPr>
+          <w:rFonts w:ascii="Times New Roman" w:hAnsi="Times New Roman" w:cs="Times New Roman"/>
+          <w:sz w:val="28"/>
+          <w:szCs w:val="28"/>
+          <w:lang w:val="en-US"/>
+        </w:rPr>
+      </w:pPr>
+      <w:r>
+        <w:rPr>
+          <w:rFonts w:ascii="Times New Roman" w:hAnsi="Times New Roman" w:cs="Times New Roman"/>
+          <w:sz w:val="28"/>
+          <w:szCs w:val="28"/>
+          <w:lang w:val="en-US"/>
+        </w:rPr>
+        <w:drawing>
+          <wp:inline distT="0" distB="0" distL="0" distR="0" wp14:anchorId="75152C18" wp14:editId="48498A95">
+            <wp:extent cx="4858428" cy="2553056"/>
+            <wp:effectExtent l="0" t="0" r="0" b="0"/>
+            <wp:docPr id="5" name="Рисунок 5"/>
+            <wp:cNvGraphicFramePr>
+              <a:graphicFrameLocks xmlns:a="http://schemas.openxmlformats.org/drawingml/2006/main" noChangeAspect="1"/>
+            </wp:cNvGraphicFramePr>
+            <a:graphic xmlns:a="http://schemas.openxmlformats.org/drawingml/2006/main">
+              <a:graphicData uri="http://schemas.openxmlformats.org/drawingml/2006/picture">
+                <pic:pic xmlns:pic="http://schemas.openxmlformats.org/drawingml/2006/picture">
+                  <pic:nvPicPr>
+                    <pic:cNvPr id="1" name=""/>
+                    <pic:cNvPicPr/>
+                  </pic:nvPicPr>
+                  <pic:blipFill>
+                    <a:blip r:embed="rId22"/>
+                    <a:stretch>
+                      <a:fillRect/>
+                    </a:stretch>
+                  </pic:blipFill>
+                  <pic:spPr>
+                    <a:xfrm>
+                      <a:off x="0" y="0"/>
+                      <a:ext cx="4858428" cy="2553056"/>
+                    </a:xfrm>
+                    <a:prstGeom prst="rect">
+                      <a:avLst/>
+                    </a:prstGeom>
+                  </pic:spPr>
+                </pic:pic>
+              </a:graphicData>
+            </a:graphic>
+          </wp:inline>
+        </w:drawing>
+      </w:r>
     </w:p>
     <w:p>
       <w:pPr>
@@ -2134,6 +3629,35 @@
       <w:spacing w:val="5"/>
     </w:rPr>
   </w:style>
+  <w:style w:type="character" w:styleId="ac">
+    <w:name w:val="Hyperlink"/>
+    <w:basedOn w:val="a0"/>
+    <w:uiPriority w:val="99"/>
+    <w:unhideWhenUsed/>
+    <w:rsid w:val="00773D4C"/>
+    <w:rPr>
+      <w:color w:val="467886" w:themeColor="hyperlink"/>
+      <w:u w:val="single"/>
+    </w:rPr>
+  </w:style>
+  <w:style w:type="character" w:styleId="ad">
+    <w:name w:val="Unresolved Mention"/>
+    <w:basedOn w:val="a0"/>
+    <w:uiPriority w:val="99"/>
+    <w:semiHidden/>
+    <w:unhideWhenUsed/>
+    <w:rsid w:val="00773D4C"/>
+    <w:rPr>
+      <w:color w:val="605E5C"/>
+      <w:shd w:val="clear" w:color="auto" w:fill="E1DFDD"/>
+    </w:rPr>
+  </w:style>
+  <w:style w:type="character" w:customStyle="1" w:styleId="docdata">
+    <w:name w:val="docdata"/>
+    <w:aliases w:val="docy,v5,1773,bqiaagaaeyqcaaagiaiaaanubgaabwigaaaaaaaaaaaaaaaaaaaaaaaaaaaaaaaaaaaaaaaaaaaaaaaaaaaaaaaaaaaaaaaaaaaaaaaaaaaaaaaaaaaaaaaaaaaaaaaaaaaaaaaaaaaaaaaaaaaaaaaaaaaaaaaaaaaaaaaaaaaaaaaaaaaaaaaaaaaaaaaaaaaaaaaaaaaaaaaaaaaaaaaaaaaaaaaaaaaaaaaa"/>
+    <w:basedOn w:val="a0"/>
+    <w:rsid w:val="00773D4C"/>
+  </w:style>
 </w:styles>
 </file>
 

--- a/1.docx
+++ b/1.docx
@@ -2387,35 +2387,6 @@
           <w:rFonts w:ascii="Times New Roman" w:hAnsi="Times New Roman" w:cs="Times New Roman"/>
           <w:sz w:val="28"/>
           <w:szCs w:val="28"/>
-        </w:rPr>
-      </w:pPr>
-      <w:r>
-        <w:rPr>
-          <w:rFonts w:ascii="Times New Roman" w:hAnsi="Times New Roman" w:cs="Times New Roman"/>
-          <w:sz w:val="28"/>
-          <w:szCs w:val="28"/>
-        </w:rPr>
-        <w:t xml:space="preserve">Ссылка на репозиторий: </w:t>
-      </w:r>
-      <w:hyperlink r:id="rId21" w:history="1">
-        <w:r>
-          <w:rPr>
-            <w:rStyle w:val="ac"/>
-            <w:rFonts w:ascii="Times New Roman" w:hAnsi="Times New Roman" w:cs="Times New Roman"/>
-            <w:sz w:val="28"/>
-            <w:szCs w:val="28"/>
-          </w:rPr>
-          <w:t>https://github.com/iSweenDyy/FinalWork</w:t>
-        </w:r>
-      </w:hyperlink>
-    </w:p>
-    <w:p>
-      <w:pPr>
-        <w:jc w:val="both"/>
-        <w:rPr>
-          <w:rFonts w:ascii="Times New Roman" w:hAnsi="Times New Roman" w:cs="Times New Roman"/>
-          <w:sz w:val="28"/>
-          <w:szCs w:val="28"/>
           <w:lang w:val="en-US"/>
         </w:rPr>
       </w:pPr>
@@ -2442,7 +2413,7 @@
                     <pic:cNvPicPr/>
                   </pic:nvPicPr>
                   <pic:blipFill>
-                    <a:blip r:embed="rId22"/>
+                    <a:blip r:embed="rId21"/>
                     <a:stretch>
                       <a:fillRect/>
                     </a:stretch>
@@ -2472,6 +2443,119 @@
           <w:szCs w:val="28"/>
         </w:rPr>
       </w:pPr>
+      <w:r>
+        <w:rPr>
+          <w:rFonts w:ascii="Times New Roman" w:hAnsi="Times New Roman" w:cs="Times New Roman"/>
+          <w:sz w:val="28"/>
+          <w:szCs w:val="28"/>
+        </w:rPr>
+        <w:t xml:space="preserve">Ссылка на репозиторий: </w:t>
+      </w:r>
+      <w:hyperlink r:id="rId22" w:history="1">
+        <w:r>
+          <w:rPr>
+            <w:rStyle w:val="ac"/>
+            <w:rFonts w:ascii="Times New Roman" w:hAnsi="Times New Roman" w:cs="Times New Roman"/>
+            <w:sz w:val="28"/>
+            <w:szCs w:val="28"/>
+          </w:rPr>
+          <w:t>https://github.com/iSweenDyy/FinalWork</w:t>
+        </w:r>
+      </w:hyperlink>
+    </w:p>
+    <w:p>
+      <w:pPr>
+        <w:jc w:val="both"/>
+        <w:rPr>
+          <w:rFonts w:ascii="Times New Roman" w:hAnsi="Times New Roman" w:cs="Times New Roman"/>
+          <w:sz w:val="28"/>
+          <w:szCs w:val="28"/>
+        </w:rPr>
+      </w:pPr>
+      <w:r>
+        <w:rPr>
+          <w:rFonts w:ascii="Times New Roman" w:hAnsi="Times New Roman" w:cs="Times New Roman"/>
+          <w:sz w:val="28"/>
+          <w:szCs w:val="28"/>
+        </w:rPr>
+        <w:lastRenderedPageBreak/>
+        <w:t>Вывод</w:t>
+      </w:r>
+      <w:r>
+        <w:rPr>
+          <w:rFonts w:ascii="Times New Roman" w:hAnsi="Times New Roman" w:cs="Times New Roman"/>
+          <w:sz w:val="28"/>
+          <w:szCs w:val="28"/>
+        </w:rPr>
+        <w:t>:</w:t>
+      </w:r>
+      <w:r>
+        <w:rPr>
+          <w:rFonts w:ascii="CIDFont+F2" w:hAnsi="CIDFont+F2" w:cs="CIDFont+F2"/>
+          <w:kern w:val="0"/>
+          <w:sz w:val="28"/>
+          <w:szCs w:val="28"/>
+        </w:rPr>
+        <w:t xml:space="preserve"> </w:t>
+      </w:r>
+      <w:r>
+        <w:rPr>
+          <w:rFonts w:ascii="Times New Roman" w:hAnsi="Times New Roman" w:cs="Times New Roman"/>
+          <w:sz w:val="28"/>
+          <w:szCs w:val="28"/>
+        </w:rPr>
+        <w:t>научи</w:t>
+      </w:r>
+      <w:r>
+        <w:rPr>
+          <w:rFonts w:ascii="Times New Roman" w:hAnsi="Times New Roman" w:cs="Times New Roman"/>
+          <w:sz w:val="28"/>
+          <w:szCs w:val="28"/>
+        </w:rPr>
+        <w:t>лись</w:t>
+      </w:r>
+      <w:r>
+        <w:rPr>
+          <w:rFonts w:ascii="Times New Roman" w:hAnsi="Times New Roman" w:cs="Times New Roman"/>
+          <w:sz w:val="28"/>
+          <w:szCs w:val="28"/>
+        </w:rPr>
+        <w:t xml:space="preserve"> работать с веб-сервисом для хостинга проектов и их</w:t>
+      </w:r>
+    </w:p>
+    <w:p>
+      <w:pPr>
+        <w:jc w:val="both"/>
+        <w:rPr>
+          <w:rFonts w:ascii="Times New Roman" w:hAnsi="Times New Roman" w:cs="Times New Roman"/>
+          <w:sz w:val="28"/>
+          <w:szCs w:val="28"/>
+        </w:rPr>
+      </w:pPr>
+      <w:r>
+        <w:rPr>
+          <w:rFonts w:ascii="Times New Roman" w:hAnsi="Times New Roman" w:cs="Times New Roman"/>
+          <w:sz w:val="28"/>
+          <w:szCs w:val="28"/>
+        </w:rPr>
+        <w:t>совместной разработки GitHub. Созда</w:t>
+      </w:r>
+      <w:r>
+        <w:rPr>
+          <w:rFonts w:ascii="Times New Roman" w:hAnsi="Times New Roman" w:cs="Times New Roman"/>
+          <w:sz w:val="28"/>
+          <w:szCs w:val="28"/>
+        </w:rPr>
+        <w:t>ли</w:t>
+      </w:r>
+      <w:r>
+        <w:rPr>
+          <w:rFonts w:ascii="Times New Roman" w:hAnsi="Times New Roman" w:cs="Times New Roman"/>
+          <w:sz w:val="28"/>
+          <w:szCs w:val="28"/>
+        </w:rPr>
+        <w:t xml:space="preserve"> свой публичный репозиторий.</w:t>
+      </w:r>
     </w:p>
     <w:p>
       <w:pPr>
